--- a/fuentes/63720048_CF01_CFA.docx
+++ b/fuentes/63720048_CF01_CFA.docx
@@ -538,8 +538,6 @@
             <w:t>ontenido</w:t>
           </w:r>
         </w:p>
-        <w:bookmarkStart w:id="0" w:name="_GoBack"/>
-        <w:bookmarkEnd w:id="0"/>
         <w:p>
           <w:pPr>
             <w:pStyle w:val="TDC1"/>
@@ -1008,7 +1006,16 @@
                 <w:rStyle w:val="Hipervnculo"/>
                 <w:noProof/>
               </w:rPr>
-              <w:t>2. Marco normativo y ético</w:t>
+              <w:t xml:space="preserve">2. Marco normativo y </w:t>
+            </w:r>
+            <w:bookmarkStart w:id="0" w:name="_GoBack"/>
+            <w:bookmarkEnd w:id="0"/>
+            <w:r>
+              <w:rPr>
+                <w:rStyle w:val="Hipervnculo"/>
+                <w:noProof/>
+              </w:rPr>
+              <w:t>ético</w:t>
             </w:r>
             <w:r>
               <w:rPr>
@@ -1414,7 +1421,7 @@
                 <w:noProof/>
                 <w:webHidden/>
               </w:rPr>
-              <w:t>28</w:t>
+              <w:t>29</w:t>
             </w:r>
             <w:r>
               <w:rPr>
@@ -1487,7 +1494,7 @@
                 <w:noProof/>
                 <w:webHidden/>
               </w:rPr>
-              <w:t>32</w:t>
+              <w:t>33</w:t>
             </w:r>
             <w:r>
               <w:rPr>
@@ -1560,7 +1567,7 @@
                 <w:noProof/>
                 <w:webHidden/>
               </w:rPr>
-              <w:t>33</w:t>
+              <w:t>34</w:t>
             </w:r>
             <w:r>
               <w:rPr>
@@ -1633,7 +1640,7 @@
                 <w:noProof/>
                 <w:webHidden/>
               </w:rPr>
-              <w:t>35</w:t>
+              <w:t>36</w:t>
             </w:r>
             <w:r>
               <w:rPr>
@@ -1706,7 +1713,7 @@
                 <w:noProof/>
                 <w:webHidden/>
               </w:rPr>
-              <w:t>39</w:t>
+              <w:t>40</w:t>
             </w:r>
             <w:r>
               <w:rPr>
@@ -1779,7 +1786,7 @@
                 <w:noProof/>
                 <w:webHidden/>
               </w:rPr>
-              <w:t>40</w:t>
+              <w:t>41</w:t>
             </w:r>
             <w:r>
               <w:rPr>
@@ -1852,7 +1859,7 @@
                 <w:noProof/>
                 <w:webHidden/>
               </w:rPr>
-              <w:t>42</w:t>
+              <w:t>43</w:t>
             </w:r>
             <w:r>
               <w:rPr>
@@ -1925,7 +1932,7 @@
                 <w:noProof/>
                 <w:webHidden/>
               </w:rPr>
-              <w:t>43</w:t>
+              <w:t>44</w:t>
             </w:r>
             <w:r>
               <w:rPr>
@@ -1998,7 +2005,7 @@
                 <w:noProof/>
                 <w:webHidden/>
               </w:rPr>
-              <w:t>45</w:t>
+              <w:t>46</w:t>
             </w:r>
             <w:r>
               <w:rPr>
@@ -2071,7 +2078,7 @@
                 <w:noProof/>
                 <w:webHidden/>
               </w:rPr>
-              <w:t>49</w:t>
+              <w:t>50</w:t>
             </w:r>
             <w:r>
               <w:rPr>
@@ -2144,7 +2151,7 @@
                 <w:noProof/>
                 <w:webHidden/>
               </w:rPr>
-              <w:t>49</w:t>
+              <w:t>50</w:t>
             </w:r>
             <w:r>
               <w:rPr>
@@ -2217,7 +2224,7 @@
                 <w:noProof/>
                 <w:webHidden/>
               </w:rPr>
-              <w:t>51</w:t>
+              <w:t>52</w:t>
             </w:r>
             <w:r>
               <w:rPr>
@@ -2290,7 +2297,7 @@
                 <w:noProof/>
                 <w:webHidden/>
               </w:rPr>
-              <w:t>54</w:t>
+              <w:t>55</w:t>
             </w:r>
             <w:r>
               <w:rPr>
@@ -2363,7 +2370,7 @@
                 <w:noProof/>
                 <w:webHidden/>
               </w:rPr>
-              <w:t>56</w:t>
+              <w:t>57</w:t>
             </w:r>
             <w:r>
               <w:rPr>
@@ -2436,7 +2443,7 @@
                 <w:noProof/>
                 <w:webHidden/>
               </w:rPr>
-              <w:t>59</w:t>
+              <w:t>60</w:t>
             </w:r>
             <w:r>
               <w:rPr>
@@ -2509,7 +2516,7 @@
                 <w:noProof/>
                 <w:webHidden/>
               </w:rPr>
-              <w:t>61</w:t>
+              <w:t>62</w:t>
             </w:r>
             <w:r>
               <w:rPr>
@@ -2582,7 +2589,7 @@
                 <w:noProof/>
                 <w:webHidden/>
               </w:rPr>
-              <w:t>62</w:t>
+              <w:t>63</w:t>
             </w:r>
             <w:r>
               <w:rPr>
@@ -2655,7 +2662,7 @@
                 <w:noProof/>
                 <w:webHidden/>
               </w:rPr>
-              <w:t>66</w:t>
+              <w:t>67</w:t>
             </w:r>
             <w:r>
               <w:rPr>
@@ -2728,7 +2735,7 @@
                 <w:noProof/>
                 <w:webHidden/>
               </w:rPr>
-              <w:t>68</w:t>
+              <w:t>69</w:t>
             </w:r>
             <w:r>
               <w:rPr>
@@ -2801,7 +2808,7 @@
                 <w:noProof/>
                 <w:webHidden/>
               </w:rPr>
-              <w:t>71</w:t>
+              <w:t>72</w:t>
             </w:r>
             <w:r>
               <w:rPr>
@@ -2874,7 +2881,7 @@
                 <w:noProof/>
                 <w:webHidden/>
               </w:rPr>
-              <w:t>73</w:t>
+              <w:t>74</w:t>
             </w:r>
             <w:r>
               <w:rPr>
@@ -2947,7 +2954,7 @@
                 <w:noProof/>
                 <w:webHidden/>
               </w:rPr>
-              <w:t>75</w:t>
+              <w:t>76</w:t>
             </w:r>
             <w:r>
               <w:rPr>
@@ -3020,7 +3027,7 @@
                 <w:noProof/>
                 <w:webHidden/>
               </w:rPr>
-              <w:t>76</w:t>
+              <w:t>77</w:t>
             </w:r>
             <w:r>
               <w:rPr>
@@ -3078,27 +3085,94 @@
         <w:pStyle w:val="Video"/>
       </w:pPr>
       <w:r>
+        <w:rPr>
+          <w:noProof/>
+        </w:rPr>
         <w:lastRenderedPageBreak/>
+        <w:drawing>
+          <wp:anchor distT="0" distB="0" distL="114300" distR="114300" simplePos="0" relativeHeight="251667456" behindDoc="0" locked="0" layoutInCell="1" allowOverlap="1" wp14:anchorId="73DA5B40" wp14:editId="256937F6">
+            <wp:simplePos x="0" y="0"/>
+            <wp:positionH relativeFrom="margin">
+              <wp:align>center</wp:align>
+            </wp:positionH>
+            <wp:positionV relativeFrom="page">
+              <wp:posOffset>1353599</wp:posOffset>
+            </wp:positionV>
+            <wp:extent cx="4680000" cy="2631600"/>
+            <wp:effectExtent l="0" t="0" r="6350" b="0"/>
+            <wp:wrapNone/>
+            <wp:docPr id="2" name="Imagen 2"/>
+            <wp:cNvGraphicFramePr>
+              <a:graphicFrameLocks xmlns:a="http://schemas.openxmlformats.org/drawingml/2006/main" noChangeAspect="1"/>
+            </wp:cNvGraphicFramePr>
+            <a:graphic xmlns:a="http://schemas.openxmlformats.org/drawingml/2006/main">
+              <a:graphicData uri="http://schemas.openxmlformats.org/drawingml/2006/picture">
+                <pic:pic xmlns:pic="http://schemas.openxmlformats.org/drawingml/2006/picture">
+                  <pic:nvPicPr>
+                    <pic:cNvPr id="0" name="Picture 2"/>
+                    <pic:cNvPicPr>
+                      <a:picLocks noChangeAspect="1" noChangeArrowheads="1"/>
+                    </pic:cNvPicPr>
+                  </pic:nvPicPr>
+                  <pic:blipFill>
+                    <a:blip r:embed="rId12" cstate="print">
+                      <a:extLst>
+                        <a:ext uri="{28A0092B-C50C-407E-A947-70E740481C1C}">
+                          <a14:useLocalDpi xmlns:a14="http://schemas.microsoft.com/office/drawing/2010/main" val="0"/>
+                        </a:ext>
+                      </a:extLst>
+                    </a:blip>
+                    <a:srcRect/>
+                    <a:stretch>
+                      <a:fillRect/>
+                    </a:stretch>
+                  </pic:blipFill>
+                  <pic:spPr bwMode="auto">
+                    <a:xfrm>
+                      <a:off x="0" y="0"/>
+                      <a:ext cx="4680000" cy="2631600"/>
+                    </a:xfrm>
+                    <a:prstGeom prst="rect">
+                      <a:avLst/>
+                    </a:prstGeom>
+                    <a:noFill/>
+                  </pic:spPr>
+                </pic:pic>
+              </a:graphicData>
+            </a:graphic>
+            <wp14:sizeRelH relativeFrom="page">
+              <wp14:pctWidth>0</wp14:pctWidth>
+            </wp14:sizeRelH>
+            <wp14:sizeRelV relativeFrom="page">
+              <wp14:pctHeight>0</wp14:pctHeight>
+            </wp14:sizeRelV>
+          </wp:anchor>
+        </w:drawing>
+      </w:r>
+      <w:r>
         <w:t>Principios de primeros auxilios en primera infancia</w:t>
       </w:r>
     </w:p>
-    <w:p>
-      <w:pPr>
-        <w:ind w:hanging="142"/>
-        <w:jc w:val="center"/>
-      </w:pPr>
-    </w:p>
+    <w:p/>
+    <w:p/>
+    <w:p/>
+    <w:p/>
+    <w:p/>
+    <w:p/>
     <w:p>
       <w:pPr>
         <w:ind w:firstLine="0"/>
         <w:jc w:val="center"/>
       </w:pPr>
-      <w:r>
-        <w:rPr>
-          <w:b/>
-        </w:rPr>
-        <w:t>Enlace de reproducción del video</w:t>
-      </w:r>
+      <w:hyperlink r:id="rId13" w:history="1">
+        <w:r>
+          <w:rPr>
+            <w:rStyle w:val="Hipervnculo"/>
+            <w:b/>
+          </w:rPr>
+          <w:t>Enlace de reproducción del video</w:t>
+        </w:r>
+      </w:hyperlink>
     </w:p>
     <w:tbl>
       <w:tblPr>
@@ -3153,7 +3227,11 @@
           </w:p>
           <w:p>
             <w:r>
-              <w:t>En este componente formativo se presentan los principios de los primeros auxilios, el marco ético, las funciones del primer respondiente y las acciones para gestionar los riesgos. También se abordan las medidas de bioseguridad, la evaluación de la emergencia, el uso del botiquín y la activación de los servicios de atención.</w:t>
+              <w:t xml:space="preserve">En este componente formativo se presentan los principios de los primeros auxilios, el marco ético, las funciones del primer respondiente y las acciones para </w:t>
+            </w:r>
+            <w:r>
+              <w:lastRenderedPageBreak/>
+              <w:t>gestionar los riesgos. También se abordan las medidas de bioseguridad, la evaluación de la emergencia, el uso del botiquín y la activación de los servicios de atención.</w:t>
             </w:r>
           </w:p>
           <w:p>
@@ -3163,7 +3241,6 @@
           </w:p>
           <w:p>
             <w:r>
-              <w:lastRenderedPageBreak/>
               <w:t>Conocer estos principios permite tomar decisiones responsables y actuar de manera organizada mientras llega el personal especializado. En Colombia, una respuesta segura y oportuna contribuye a proteger la vida y el bienestar de las niñas y los niños en los entornos donde crecen, aprenden y se desarrollan.</w:t>
             </w:r>
           </w:p>
@@ -4170,7 +4247,7 @@
                     </pic:cNvPicPr>
                   </pic:nvPicPr>
                   <pic:blipFill>
-                    <a:blip r:embed="rId12">
+                    <a:blip r:embed="rId14">
                       <a:extLst>
                         <a:ext uri="{28A0092B-C50C-407E-A947-70E740481C1C}">
                           <a14:useLocalDpi xmlns:a14="http://schemas.microsoft.com/office/drawing/2010/main" val="0"/>
@@ -4328,29 +4405,27 @@
           <w:numId w:val="11"/>
         </w:numPr>
         <w:rPr>
+          <w:lang w:val="es-419" w:eastAsia="es-CO"/>
+        </w:rPr>
+      </w:pPr>
+      <w:r>
+        <w:rPr>
           <w:b/>
           <w:lang w:val="es-419" w:eastAsia="es-CO"/>
         </w:rPr>
-      </w:pPr>
-      <w:r>
-        <w:rPr>
-          <w:b/>
-          <w:lang w:val="es-419" w:eastAsia="es-CO"/>
-        </w:rPr>
         <w:t>Evaluar el entorno</w:t>
       </w:r>
-    </w:p>
-    <w:p>
-      <w:pPr>
-        <w:rPr>
-          <w:lang w:val="es-419" w:eastAsia="es-CO"/>
-        </w:rPr>
-      </w:pPr>
-      <w:r>
-        <w:rPr>
-          <w:lang w:val="es-419" w:eastAsia="es-CO"/>
-        </w:rPr>
-        <w:t>Observar el lugar e identificar riesgos antes de acercarse.</w:t>
+      <w:r>
+        <w:rPr>
+          <w:lang w:val="es-419" w:eastAsia="es-CO"/>
+        </w:rPr>
+        <w:t>: O</w:t>
+      </w:r>
+      <w:r>
+        <w:rPr>
+          <w:lang w:val="es-419" w:eastAsia="es-CO"/>
+        </w:rPr>
+        <w:t>bservar el lugar e identificar riesgos antes de acercarse.</w:t>
       </w:r>
     </w:p>
     <w:p>
@@ -4361,29 +4436,27 @@
           <w:numId w:val="11"/>
         </w:numPr>
         <w:rPr>
+          <w:lang w:val="es-419" w:eastAsia="es-CO"/>
+        </w:rPr>
+      </w:pPr>
+      <w:r>
+        <w:rPr>
           <w:b/>
           <w:lang w:val="es-419" w:eastAsia="es-CO"/>
         </w:rPr>
-      </w:pPr>
-      <w:r>
-        <w:rPr>
-          <w:b/>
-          <w:lang w:val="es-419" w:eastAsia="es-CO"/>
-        </w:rPr>
         <w:t>Valorar a la persona afectada</w:t>
       </w:r>
-    </w:p>
-    <w:p>
-      <w:pPr>
-        <w:rPr>
-          <w:lang w:val="es-419" w:eastAsia="es-CO"/>
-        </w:rPr>
-      </w:pPr>
-      <w:r>
-        <w:rPr>
-          <w:lang w:val="es-419" w:eastAsia="es-CO"/>
-        </w:rPr>
-        <w:t>Verificar su estado general y reconocer las necesidades de atención.</w:t>
+      <w:r>
+        <w:rPr>
+          <w:lang w:val="es-419" w:eastAsia="es-CO"/>
+        </w:rPr>
+        <w:t>: v</w:t>
+      </w:r>
+      <w:r>
+        <w:rPr>
+          <w:lang w:val="es-419" w:eastAsia="es-CO"/>
+        </w:rPr>
+        <w:t>erificar su estado general y reconocer las necesidades de atención.</w:t>
       </w:r>
     </w:p>
     <w:p>
@@ -4394,42 +4467,40 @@
           <w:numId w:val="11"/>
         </w:numPr>
         <w:rPr>
+          <w:lang w:val="es-419" w:eastAsia="es-CO"/>
+        </w:rPr>
+      </w:pPr>
+      <w:r>
+        <w:rPr>
           <w:b/>
           <w:lang w:val="es-419" w:eastAsia="es-CO"/>
         </w:rPr>
-      </w:pPr>
-      <w:r>
-        <w:rPr>
-          <w:b/>
+        <w:t>Aplicar acciones prioritarias</w:t>
+      </w:r>
+      <w:r>
+        <w:rPr>
+          <w:lang w:val="es-419" w:eastAsia="es-CO"/>
+        </w:rPr>
+        <w:t>: A</w:t>
+      </w:r>
+      <w:r>
+        <w:rPr>
+          <w:lang w:val="es-419" w:eastAsia="es-CO"/>
+        </w:rPr>
+        <w:t>ctuar con rapidez, criterio y precaución.</w:t>
+      </w:r>
+    </w:p>
+    <w:p>
+      <w:pPr>
+        <w:rPr>
+          <w:lang w:val="es-419" w:eastAsia="es-CO"/>
+        </w:rPr>
+      </w:pPr>
+      <w:r>
+        <w:rPr>
           <w:lang w:val="es-419" w:eastAsia="es-CO"/>
         </w:rPr>
         <w:lastRenderedPageBreak/>
-        <w:t>Aplicar acciones prioritarias</w:t>
-      </w:r>
-    </w:p>
-    <w:p>
-      <w:pPr>
-        <w:rPr>
-          <w:lang w:val="es-419" w:eastAsia="es-CO"/>
-        </w:rPr>
-      </w:pPr>
-      <w:r>
-        <w:rPr>
-          <w:lang w:val="es-419" w:eastAsia="es-CO"/>
-        </w:rPr>
-        <w:t>Actuar con rapidez, criterio y precaución.</w:t>
-      </w:r>
-    </w:p>
-    <w:p>
-      <w:pPr>
-        <w:rPr>
-          <w:lang w:val="es-419" w:eastAsia="es-CO"/>
-        </w:rPr>
-      </w:pPr>
-      <w:r>
-        <w:rPr>
-          <w:lang w:val="es-419" w:eastAsia="es-CO"/>
-        </w:rPr>
         <w:t>Durante toda la atención, se debe proteger al primer respondiente, a la persona afectada y a quienes se encuentren en el entorno.</w:t>
       </w:r>
     </w:p>
@@ -4543,14 +4614,7 @@
         <w:rPr>
           <w:lang w:val="es-419" w:eastAsia="es-CO"/>
         </w:rPr>
-        <w:t xml:space="preserve">: exige identificar y controlar los peligros antes de intervenir, con el fin de proteger al primer respondiente, a la persona afectada y a quienes </w:t>
-      </w:r>
-      <w:r>
-        <w:rPr>
-          <w:lang w:val="es-419" w:eastAsia="es-CO"/>
-        </w:rPr>
-        <w:lastRenderedPageBreak/>
-        <w:t xml:space="preserve">se encuentran cerca, evitando riesgos o lesiones adicionales durante la atención. </w:t>
+        <w:t xml:space="preserve">: exige identificar y controlar los peligros antes de intervenir, con el fin de proteger al primer respondiente, a la persona afectada y a quienes se encuentran cerca, evitando riesgos o lesiones adicionales durante la atención. </w:t>
       </w:r>
     </w:p>
     <w:p>
@@ -4575,7 +4639,14 @@
         <w:rPr>
           <w:lang w:val="es-419" w:eastAsia="es-CO"/>
         </w:rPr>
-        <w:t xml:space="preserve">: requiere adaptar las acciones a la situación, la edad, el estado y las necesidades de la persona afectada, aplicando solo procedimientos conocidos, seguros y adecuados, sin realizar maniobras innecesarias que puedan agravar su condición actual. </w:t>
+        <w:t xml:space="preserve">: requiere adaptar las acciones a la situación, la edad, el estado y las necesidades de la persona afectada, aplicando solo procedimientos </w:t>
+      </w:r>
+      <w:r>
+        <w:rPr>
+          <w:lang w:val="es-419" w:eastAsia="es-CO"/>
+        </w:rPr>
+        <w:lastRenderedPageBreak/>
+        <w:t xml:space="preserve">conocidos, seguros y adecuados, sin realizar maniobras innecesarias que puedan agravar su condición actual. </w:t>
       </w:r>
     </w:p>
     <w:p>
@@ -4681,14 +4752,7 @@
         <w:rPr>
           <w:lang w:val="es-419" w:eastAsia="es-CO"/>
         </w:rPr>
-        <w:t xml:space="preserve">: toda intervención debe evitar agravar la condición de la persona afectada. El primer respondiente debe actuar dentro de sus </w:t>
-      </w:r>
-      <w:r>
-        <w:rPr>
-          <w:lang w:val="es-419" w:eastAsia="es-CO"/>
-        </w:rPr>
-        <w:lastRenderedPageBreak/>
-        <w:t xml:space="preserve">competencias, absteniéndose de realizar procedimientos para los cuales no está capacitado y aplicando únicamente medidas básicas de primeros auxilios. </w:t>
+        <w:t xml:space="preserve">: toda intervención debe evitar agravar la condición de la persona afectada. El primer respondiente debe actuar dentro de sus competencias, absteniéndose de realizar procedimientos para los cuales no está capacitado y aplicando únicamente medidas básicas de primeros auxilios. </w:t>
       </w:r>
     </w:p>
     <w:p>
@@ -4707,6 +4771,7 @@
           <w:b/>
           <w:lang w:val="es-419" w:eastAsia="es-CO"/>
         </w:rPr>
+        <w:lastRenderedPageBreak/>
         <w:t>Actuación oportuna</w:t>
       </w:r>
       <w:r>
@@ -6107,7 +6172,14 @@
                 <w:b/>
                 <w:bCs/>
               </w:rPr>
-              <w:t>Transcripción del pódcast. Sintonía Contable: El lenguaje de los negocios</w:t>
+              <w:t xml:space="preserve">Transcripción del pódcast. </w:t>
+            </w:r>
+            <w:r>
+              <w:rPr>
+                <w:b/>
+                <w:bCs/>
+              </w:rPr>
+              <w:t>El primer respondiente: la primera ayuda cuenta</w:t>
             </w:r>
           </w:p>
         </w:tc>
@@ -6118,47 +6190,404 @@
             <w:tcW w:w="9962" w:type="dxa"/>
           </w:tcPr>
           <w:p>
+            <w:pPr>
+              <w:rPr>
+                <w:bCs/>
+              </w:rPr>
+            </w:pPr>
             <w:r>
               <w:rPr>
                 <w:b/>
                 <w:bCs/>
               </w:rPr>
-              <w:t>Hombre:</w:t>
-            </w:r>
-            <w:r>
-              <w:t xml:space="preserve"> hay meses en los que el dinero parece desaparecer.</w:t>
+              <w:t>Mujer</w:t>
+            </w:r>
+            <w:r>
+              <w:rPr>
+                <w:bCs/>
+              </w:rPr>
+              <w:t xml:space="preserve">: </w:t>
+            </w:r>
+            <w:r>
+              <w:rPr>
+                <w:bCs/>
+              </w:rPr>
+              <w:t>¡Bienvenidos a este espacio formativo! Cuando ocurre una emergencia, los primeros minutos pueden ser determinantes. Hoy vamos a hablar sobre el primer respondiente y qué debe hacer mientras llega la ayuda especializada. ¡Bienvenidos!</w:t>
             </w:r>
           </w:p>
           <w:p>
-            <w:r>
-              <w:t>Se pagan cuentas, se hacen compras, ingresa algo de dinero…</w:t>
+            <w:pPr>
+              <w:rPr>
+                <w:bCs/>
+              </w:rPr>
+            </w:pPr>
+            <w:r>
+              <w:rPr>
+                <w:b/>
+                <w:bCs/>
+              </w:rPr>
+              <w:t>Hombre</w:t>
+            </w:r>
+            <w:r>
+              <w:rPr>
+                <w:bCs/>
+              </w:rPr>
+              <w:t>: e</w:t>
+            </w:r>
+            <w:r>
+              <w:rPr>
+                <w:bCs/>
+              </w:rPr>
+              <w:t>l primer respondiente es la persona que brinda la primera atención en una situación de emergencia o urgencia, antes de que lleguen los servicios de salud. Puede ser un cuidador, un docente o un familiar; por eso, conocer cómo actuar es fundamental para proteger la vida de niñas y niños.</w:t>
             </w:r>
           </w:p>
           <w:p>
-            <w:r>
-              <w:t>pero cuando llega el final del mes, uno no sabe muy bien en qué se lo gastó.</w:t>
+            <w:pPr>
+              <w:rPr>
+                <w:bCs/>
+              </w:rPr>
+            </w:pPr>
+            <w:r>
+              <w:rPr>
+                <w:b/>
+                <w:bCs/>
+              </w:rPr>
+              <w:t>Mujer</w:t>
+            </w:r>
+            <w:r>
+              <w:rPr>
+                <w:bCs/>
+              </w:rPr>
+              <w:t>: a</w:t>
+            </w:r>
+            <w:r>
+              <w:rPr>
+                <w:bCs/>
+              </w:rPr>
+              <w:t>hora bien, ser primer respondiente no significa hacerlo todo. Su actuación se basa en tres responsabilidades fundamentales: actuar de manera oportuna, garantizar la seguridad y proteger la vida.</w:t>
             </w:r>
           </w:p>
           <w:p>
+            <w:pPr>
+              <w:rPr>
+                <w:bCs/>
+              </w:rPr>
+            </w:pPr>
             <w:r>
               <w:rPr>
                 <w:b/>
                 <w:bCs/>
               </w:rPr>
-              <w:t>Hombre:</w:t>
-            </w:r>
+              <w:t>Hombre</w:t>
+            </w:r>
+            <w:r>
+              <w:rPr>
+                <w:bCs/>
+              </w:rPr>
+              <w:t>: a</w:t>
+            </w:r>
+            <w:r>
+              <w:rPr>
+                <w:bCs/>
+              </w:rPr>
+              <w:t>sí es, y antes de intervenir hay algo muy importante, es necesario evaluar la situación. Esto significa observar el entorno, verificar que sea seguro y valorar el estado de la persona. Si la emergencia supera nuestras posibilidades, debemos activar el sistema de emergencias y actuar siempre dentro de nuestras competencias.</w:t>
+            </w:r>
+          </w:p>
+          <w:p>
+            <w:pPr>
+              <w:rPr>
+                <w:bCs/>
+              </w:rPr>
+            </w:pPr>
             <w:r>
               <w:rPr>
                 <w:b/>
                 <w:bCs/>
               </w:rPr>
-              <w:t xml:space="preserve"> p</w:t>
-            </w:r>
-            <w:r>
-              <w:t>or eso la contabilidad no es solo una obligación administrativa sino un sistema que permite ordenar esa realidad económica.</w:t>
+              <w:lastRenderedPageBreak/>
+              <w:t>Mujer</w:t>
+            </w:r>
+            <w:r>
+              <w:rPr>
+                <w:bCs/>
+              </w:rPr>
+              <w:t>: p</w:t>
+            </w:r>
+            <w:r>
+              <w:rPr>
+                <w:bCs/>
+              </w:rPr>
+              <w:t xml:space="preserve">recisamente, reconocer nuestros límites también hace parte de una buena actuación. Reconocer lo que no se debe hacer también protege, porque una maniobra inadecuada puede aumentar el riesgo para la persona afectada. </w:t>
             </w:r>
           </w:p>
-          <w:p/>
+          <w:p>
+            <w:pPr>
+              <w:rPr>
+                <w:bCs/>
+              </w:rPr>
+            </w:pPr>
+            <w:r>
+              <w:rPr>
+                <w:b/>
+                <w:bCs/>
+              </w:rPr>
+              <w:t>Hombre</w:t>
+            </w:r>
+            <w:r>
+              <w:rPr>
+                <w:bCs/>
+              </w:rPr>
+              <w:t>: e</w:t>
+            </w:r>
+            <w:r>
+              <w:rPr>
+                <w:bCs/>
+              </w:rPr>
+              <w:t>n Colombia, el sistema de emergencias se activa marcando la línea 123, el número único de emergencias, gratuito y disponible las 24 horas desde cualquier teléfono fijo o celular. Al realizar la llamada, es importante indicar dónde ocurre la situación y explicar qué está pasando.</w:t>
+            </w:r>
+          </w:p>
+          <w:p>
+            <w:pPr>
+              <w:rPr>
+                <w:bCs/>
+              </w:rPr>
+            </w:pPr>
+            <w:r>
+              <w:rPr>
+                <w:b/>
+                <w:bCs/>
+              </w:rPr>
+              <w:t>Mujer</w:t>
+            </w:r>
+            <w:r>
+              <w:rPr>
+                <w:bCs/>
+              </w:rPr>
+              <w:tab/>
+            </w:r>
+            <w:r>
+              <w:rPr>
+                <w:bCs/>
+              </w:rPr>
+              <w:t>: a</w:t>
+            </w:r>
+            <w:r>
+              <w:rPr>
+                <w:bCs/>
+              </w:rPr>
+              <w:t xml:space="preserve"> partir de esa información, se coordina la ayuda necesaria, que puede involucrar servicios de salud, bomberos, policía u organismos de socorro. Mientras llega la ayuda, el primer respondiente también cumple una función esencial: acompañar y brindar tranquilidad.</w:t>
+            </w:r>
+          </w:p>
+          <w:p>
+            <w:pPr>
+              <w:rPr>
+                <w:bCs/>
+              </w:rPr>
+            </w:pPr>
+            <w:r>
+              <w:rPr>
+                <w:b/>
+                <w:bCs/>
+              </w:rPr>
+              <w:t>Hombre</w:t>
+            </w:r>
+            <w:r>
+              <w:rPr>
+                <w:bCs/>
+              </w:rPr>
+              <w:t>: e</w:t>
+            </w:r>
+            <w:r>
+              <w:rPr>
+                <w:bCs/>
+              </w:rPr>
+              <w:t>n la primera infancia, ofrecer calma y seguridad al niño es parte de la atención. Una actitud serena y cercana puede ayudar a reducir el miedo y facilitar el proceso de asistencia.</w:t>
+            </w:r>
+          </w:p>
+          <w:p>
+            <w:pPr>
+              <w:rPr>
+                <w:bCs/>
+              </w:rPr>
+            </w:pPr>
+            <w:r>
+              <w:rPr>
+                <w:b/>
+                <w:bCs/>
+              </w:rPr>
+              <w:t>Mujer</w:t>
+            </w:r>
+            <w:r>
+              <w:rPr>
+                <w:bCs/>
+              </w:rPr>
+              <w:t>: p</w:t>
+            </w:r>
+            <w:r>
+              <w:rPr>
+                <w:bCs/>
+              </w:rPr>
+              <w:t>ensemos en una situación concreta. Un niño sufre una caída y queda aturdido. ¿Qué debería hacer el primer respondiente?</w:t>
+            </w:r>
+          </w:p>
+          <w:p>
+            <w:pPr>
+              <w:rPr>
+                <w:bCs/>
+              </w:rPr>
+            </w:pPr>
+            <w:r>
+              <w:rPr>
+                <w:b/>
+                <w:bCs/>
+              </w:rPr>
+              <w:t>Hombre</w:t>
+            </w:r>
+            <w:r>
+              <w:rPr>
+                <w:bCs/>
+              </w:rPr>
+              <w:t>: p</w:t>
+            </w:r>
+            <w:r>
+              <w:rPr>
+                <w:bCs/>
+              </w:rPr>
+              <w:t>rimero, verificar que el lugar sea seguro; después, observar cómo responde el niño, activar la línea 123 y permanecer a su lado con serenidad.</w:t>
+            </w:r>
+          </w:p>
+          <w:p>
+            <w:pPr>
+              <w:rPr>
+                <w:bCs/>
+              </w:rPr>
+            </w:pPr>
+            <w:r>
+              <w:rPr>
+                <w:b/>
+                <w:bCs/>
+              </w:rPr>
+              <w:t>Mujer</w:t>
+            </w:r>
+            <w:r>
+              <w:rPr>
+                <w:bCs/>
+              </w:rPr>
+              <w:t>: y</w:t>
+            </w:r>
+            <w:r>
+              <w:rPr>
+                <w:bCs/>
+              </w:rPr>
+              <w:t>, sobre todo, evitar moverlo bruscamente o realizar maniobras que no conoce o para las que no está preparado. La prioridad es protegerlo mientras llega el personal especializado.</w:t>
+            </w:r>
+          </w:p>
+          <w:p>
+            <w:pPr>
+              <w:rPr>
+                <w:bCs/>
+              </w:rPr>
+            </w:pPr>
+            <w:r>
+              <w:rPr>
+                <w:b/>
+                <w:bCs/>
+              </w:rPr>
+              <w:lastRenderedPageBreak/>
+              <w:t>Hombre</w:t>
+            </w:r>
+            <w:r>
+              <w:rPr>
+                <w:bCs/>
+              </w:rPr>
+              <w:t>: e</w:t>
+            </w:r>
+            <w:r>
+              <w:rPr>
+                <w:bCs/>
+              </w:rPr>
+              <w:t xml:space="preserve">n conclusión, podemos decir que la actuación del primer respondiente sigue una idea sencilla: actuar con rapidez, con seguridad y dentro de sus capacidades. </w:t>
+            </w:r>
+          </w:p>
+          <w:p>
+            <w:pPr>
+              <w:rPr>
+                <w:bCs/>
+              </w:rPr>
+            </w:pPr>
+            <w:r>
+              <w:rPr>
+                <w:b/>
+                <w:bCs/>
+              </w:rPr>
+              <w:t>Mujer</w:t>
+            </w:r>
+            <w:r>
+              <w:rPr>
+                <w:bCs/>
+              </w:rPr>
+              <w:t>: e</w:t>
+            </w:r>
+            <w:r>
+              <w:rPr>
+                <w:bCs/>
+              </w:rPr>
+              <w:t>xactamente. El primer respondiente no reemplaza al personal de salud. Su función es ofrecer la primera ayuda y favorecer la continuidad del cuidado hasta que llegue la atención especializada.</w:t>
+            </w:r>
+          </w:p>
+          <w:p>
+            <w:pPr>
+              <w:rPr>
+                <w:bCs/>
+              </w:rPr>
+            </w:pPr>
+            <w:r>
+              <w:rPr>
+                <w:b/>
+                <w:bCs/>
+              </w:rPr>
+              <w:t>Hombre</w:t>
+            </w:r>
+            <w:r>
+              <w:rPr>
+                <w:bCs/>
+              </w:rPr>
+              <w:t>: p</w:t>
+            </w:r>
+            <w:r>
+              <w:rPr>
+                <w:bCs/>
+              </w:rPr>
+              <w:t xml:space="preserve">or eso, conocer estas responsabilidades permite responder mejor ante una emergencia y, especialmente, proteger la vida y el bienestar de niñas y niños. </w:t>
+            </w:r>
+          </w:p>
+          <w:p>
+            <w:r>
+              <w:rPr>
+                <w:b/>
+                <w:bCs/>
+              </w:rPr>
+              <w:t>Mujer</w:t>
+            </w:r>
+            <w:r>
+              <w:rPr>
+                <w:bCs/>
+              </w:rPr>
+              <w:tab/>
+            </w:r>
+            <w:r>
+              <w:rPr>
+                <w:bCs/>
+              </w:rPr>
+              <w:t>: g</w:t>
+            </w:r>
+            <w:r>
+              <w:rPr>
+                <w:bCs/>
+              </w:rPr>
+              <w:t>racias por acompañarnos ¡Nos escuchamos en un próximo episodio!</w:t>
+            </w:r>
+          </w:p>
         </w:tc>
       </w:tr>
     </w:tbl>
@@ -6170,12 +6599,6 @@
     </w:p>
     <w:p>
       <w:pPr>
-        <w:spacing w:before="0" w:after="160" w:line="259" w:lineRule="auto"/>
-        <w:ind w:firstLine="0"/>
-      </w:pPr>
-    </w:p>
-    <w:p>
-      <w:pPr>
         <w:spacing w:before="0" w:after="160"/>
       </w:pPr>
       <w:r>
@@ -6189,26 +6612,24 @@
     </w:p>
     <w:p>
       <w:pPr>
-        <w:spacing w:before="0" w:after="160" w:line="259" w:lineRule="auto"/>
-      </w:pPr>
-    </w:p>
-    <w:p>
-      <w:pPr>
         <w:pStyle w:val="Ttulo2"/>
       </w:pPr>
       <w:bookmarkStart w:id="12" w:name="_Toc236754618"/>
       <w:r>
+        <w:t>Redes de atención</w:t>
+      </w:r>
+      <w:bookmarkEnd w:id="12"/>
+    </w:p>
+    <w:p>
+      <w:pPr>
+        <w:spacing w:before="0" w:after="160"/>
+      </w:pPr>
+      <w:r>
+        <w:t xml:space="preserve">Las redes de atención en salud corresponden al conjunto organizado de servicios, instituciones y actores que intervienen de manera articulada para dar respuesta oportuna, continua y eficaz ante una situación de emergencia. Estas redes permiten coordinar acciones desde la atención inicial brindada por el primer respondiente hasta </w:t>
+      </w:r>
+      <w:r>
         <w:lastRenderedPageBreak/>
-        <w:t>Redes de atención</w:t>
-      </w:r>
-      <w:bookmarkEnd w:id="12"/>
-    </w:p>
-    <w:p>
-      <w:pPr>
-        <w:spacing w:before="0" w:after="160"/>
-      </w:pPr>
-      <w:r>
-        <w:t>Las redes de atención en salud corresponden al conjunto organizado de servicios, instituciones y actores que intervienen de manera articulada para dar respuesta oportuna, continua y eficaz ante una situación de emergencia. Estas redes permiten coordinar acciones desde la atención inicial brindada por el primer respondiente hasta la intervención especializada en los servicios de salud, garantizando la continuidad del cuidado y la protección de la vida.</w:t>
+        <w:t>la intervención especializada en los servicios de salud, garantizando la continuidad del cuidado y la protección de la vida.</w:t>
       </w:r>
     </w:p>
     <w:p>
@@ -6224,9 +6645,9 @@
         <w:pStyle w:val="Prrafodelista"/>
         <w:numPr>
           <w:ilvl w:val="0"/>
-          <w:numId w:val="16"/>
+          <w:numId w:val="39"/>
         </w:numPr>
-        <w:spacing w:before="0" w:after="160" w:line="259" w:lineRule="auto"/>
+        <w:spacing w:before="0" w:after="160"/>
         <w:rPr>
           <w:b/>
         </w:rPr>
@@ -6237,38 +6658,30 @@
         </w:rPr>
         <w:t>Redes de atención ante emergencias</w:t>
       </w:r>
-    </w:p>
-    <w:p>
-      <w:pPr>
-        <w:spacing w:before="0" w:after="160" w:line="259" w:lineRule="auto"/>
-      </w:pPr>
     </w:p>
     <w:p>
       <w:pPr>
         <w:pStyle w:val="Prrafodelista"/>
         <w:numPr>
           <w:ilvl w:val="0"/>
-          <w:numId w:val="17"/>
+          <w:numId w:val="43"/>
         </w:numPr>
-        <w:spacing w:before="0" w:after="160" w:line="259" w:lineRule="auto"/>
+        <w:spacing w:before="0" w:after="160"/>
+      </w:pPr>
+      <w:r>
         <w:rPr>
           <w:b/>
         </w:rPr>
-      </w:pPr>
-      <w:r>
-        <w:rPr>
-          <w:b/>
-        </w:rPr>
         <w:t>Articulación entre niveles</w:t>
       </w:r>
-    </w:p>
-    <w:p>
-      <w:pPr>
-        <w:spacing w:before="0" w:after="160"/>
-        <w:ind w:firstLine="0"/>
-      </w:pPr>
-      <w:r>
-        <w:t>Integra los niveles de atención para garantizar respuestas organizadas, oportunas y continuas durante cada emergencia.</w:t>
+      <w:r>
+        <w:t>: i</w:t>
+      </w:r>
+      <w:r>
+        <w:t>ntegra</w:t>
+      </w:r>
+      <w:r>
+        <w:t xml:space="preserve"> los niveles de atención para garantizar respuestas organizadas, oportunas y continuas durante cada emergencia.</w:t>
       </w:r>
     </w:p>
     <w:p>
@@ -6276,27 +6689,24 @@
         <w:pStyle w:val="Prrafodelista"/>
         <w:numPr>
           <w:ilvl w:val="0"/>
-          <w:numId w:val="17"/>
+          <w:numId w:val="43"/>
         </w:numPr>
         <w:spacing w:before="0" w:after="160"/>
+      </w:pPr>
+      <w:r>
         <w:rPr>
           <w:b/>
         </w:rPr>
-      </w:pPr>
-      <w:r>
-        <w:rPr>
-          <w:b/>
-        </w:rPr>
         <w:t>Servicios de emergencia</w:t>
       </w:r>
-    </w:p>
-    <w:p>
-      <w:pPr>
-        <w:spacing w:before="0" w:after="160"/>
-        <w:ind w:firstLine="0"/>
-      </w:pPr>
-      <w:r>
-        <w:t>Atienden situaciones urgentes, activan recursos disponibles y coordinan inicialmente la respuesta según las necesidades identificadas.</w:t>
+      <w:r>
+        <w:t>: a</w:t>
+      </w:r>
+      <w:r>
+        <w:t>tienden</w:t>
+      </w:r>
+      <w:r>
+        <w:t xml:space="preserve"> situaciones urgentes, activan recursos disponibles y coordinan inicialmente la respuesta según las necesidades identificadas.</w:t>
       </w:r>
     </w:p>
     <w:p>
@@ -6304,26 +6714,24 @@
         <w:pStyle w:val="Prrafodelista"/>
         <w:numPr>
           <w:ilvl w:val="0"/>
-          <w:numId w:val="17"/>
+          <w:numId w:val="43"/>
         </w:numPr>
         <w:spacing w:before="0" w:after="160"/>
+      </w:pPr>
+      <w:r>
         <w:rPr>
           <w:b/>
         </w:rPr>
-      </w:pPr>
-      <w:r>
-        <w:rPr>
-          <w:b/>
-        </w:rPr>
         <w:t>Instituciones de salud</w:t>
       </w:r>
-    </w:p>
-    <w:p>
-      <w:pPr>
-        <w:spacing w:before="0" w:after="160"/>
-      </w:pPr>
-      <w:r>
-        <w:t>Brindan valoración, tratamiento y seguimiento especializado para favorecer la recuperación integral de la persona afectada.</w:t>
+      <w:r>
+        <w:t>: b</w:t>
+      </w:r>
+      <w:r>
+        <w:t>rindan</w:t>
+      </w:r>
+      <w:r>
+        <w:t xml:space="preserve"> valoración, tratamiento y seguimiento especializado para favorecer la recuperación integral de la persona afectada.</w:t>
       </w:r>
     </w:p>
     <w:p>
@@ -6331,27 +6739,24 @@
         <w:pStyle w:val="Prrafodelista"/>
         <w:numPr>
           <w:ilvl w:val="0"/>
-          <w:numId w:val="17"/>
+          <w:numId w:val="43"/>
         </w:numPr>
         <w:spacing w:before="0" w:after="160"/>
+      </w:pPr>
+      <w:r>
         <w:rPr>
           <w:b/>
         </w:rPr>
-      </w:pPr>
-      <w:r>
-        <w:rPr>
-          <w:b/>
-        </w:rPr>
-        <w:lastRenderedPageBreak/>
         <w:t>Organismos de socorro</w:t>
       </w:r>
-    </w:p>
-    <w:p>
-      <w:pPr>
-        <w:spacing w:before="0" w:after="160"/>
-      </w:pPr>
-      <w:r>
-        <w:t>Apoyan el rescate, la atención inicial y el traslado mediante acciones coordinadas con otros servicios disponibles.</w:t>
+      <w:r>
+        <w:t>: a</w:t>
+      </w:r>
+      <w:r>
+        <w:t>poyan</w:t>
+      </w:r>
+      <w:r>
+        <w:t xml:space="preserve"> el rescate, la atención inicial y el traslado mediante acciones coordinadas con otros servicios disponibles.</w:t>
       </w:r>
     </w:p>
     <w:p>
@@ -6359,60 +6764,52 @@
         <w:pStyle w:val="Prrafodelista"/>
         <w:numPr>
           <w:ilvl w:val="0"/>
-          <w:numId w:val="17"/>
+          <w:numId w:val="43"/>
         </w:numPr>
         <w:spacing w:before="0" w:after="160"/>
+      </w:pPr>
+      <w:r>
         <w:rPr>
           <w:b/>
         </w:rPr>
+        <w:t>Entidades de protección</w:t>
+      </w:r>
+      <w:r>
+        <w:t>: a</w:t>
+      </w:r>
+      <w:r>
+        <w:t>ctivan</w:t>
+      </w:r>
+      <w:r>
+        <w:t xml:space="preserve"> rutas institucionales y brindan acompañamiento cuando existen situaciones que afectan la integridad de la infancia.</w:t>
+      </w:r>
+    </w:p>
+    <w:p>
+      <w:pPr>
+        <w:spacing w:before="0" w:after="160"/>
       </w:pPr>
       <w:r>
         <w:rPr>
           <w:b/>
         </w:rPr>
-        <w:t>Entidades de protección</w:t>
-      </w:r>
-    </w:p>
-    <w:p>
-      <w:pPr>
-        <w:spacing w:before="0" w:after="160"/>
-      </w:pPr>
-      <w:r>
-        <w:t>Activan rutas institucionales y brindan acompañamiento cuando existen situaciones que afectan la integridad de la infancia.</w:t>
-      </w:r>
-    </w:p>
-    <w:p>
-      <w:pPr>
-        <w:pStyle w:val="Prrafodelista"/>
-        <w:numPr>
-          <w:ilvl w:val="0"/>
-          <w:numId w:val="17"/>
-        </w:numPr>
-        <w:spacing w:before="0" w:after="160"/>
-        <w:rPr>
-          <w:b/>
-        </w:rPr>
-      </w:pPr>
-      <w:r>
-        <w:rPr>
-          <w:b/>
-        </w:rPr>
         <w:t>Coordinación integral</w:t>
       </w:r>
-    </w:p>
-    <w:p>
-      <w:pPr>
-        <w:spacing w:before="0" w:after="160"/>
-      </w:pPr>
-      <w:r>
-        <w:t>articula los servicios para atender la emergencia y garantizar la continuidad del cuidado hasta la recuperación.</w:t>
-      </w:r>
-    </w:p>
-    <w:p>
-      <w:pPr>
-        <w:spacing w:before="0" w:after="160"/>
-      </w:pPr>
-      <w:r>
+      <w:r>
+        <w:t>: a</w:t>
+      </w:r>
+      <w:r>
+        <w:t>rticula</w:t>
+      </w:r>
+      <w:r>
+        <w:t xml:space="preserve"> los servicios para atender la emergencia y garantizar la continuidad del cuidado hasta la recuperación.</w:t>
+      </w:r>
+    </w:p>
+    <w:p>
+      <w:pPr>
+        <w:spacing w:before="0" w:after="160"/>
+      </w:pPr>
+      <w:r>
+        <w:lastRenderedPageBreak/>
         <w:t>En el contexto de la primera infancia, las redes de atención adquieren especial relevancia, ya que permiten activar rutas de atención prioritaria que responden a las necesidades específicas de niñas y niños, garantizando una intervención rápida, segura y adecuada a su condición. Además, contribuyen a fortalecer la articulación entre los entornos de cuidado, como jardines infantiles y centros educativos, con los servicios de salud y protección.</w:t>
       </w:r>
     </w:p>
@@ -6426,30 +6823,9 @@
     </w:p>
     <w:p>
       <w:pPr>
-        <w:spacing w:before="0" w:after="160"/>
-      </w:pPr>
-    </w:p>
-    <w:p>
-      <w:pPr>
-        <w:spacing w:before="0" w:after="160"/>
-      </w:pPr>
-    </w:p>
-    <w:p>
-      <w:pPr>
-        <w:spacing w:before="0" w:after="160"/>
-      </w:pPr>
-    </w:p>
-    <w:p>
-      <w:pPr>
-        <w:spacing w:before="0" w:after="160"/>
-      </w:pPr>
-    </w:p>
-    <w:p>
-      <w:pPr>
         <w:pStyle w:val="Tabla"/>
       </w:pPr>
       <w:r>
-        <w:lastRenderedPageBreak/>
         <w:t xml:space="preserve"> Redes de atención en emergencias</w:t>
       </w:r>
     </w:p>
@@ -6705,6 +7081,7 @@
               <w:spacing w:line="360" w:lineRule="auto"/>
             </w:pPr>
             <w:r>
+              <w:lastRenderedPageBreak/>
               <w:t>Defensa Civil</w:t>
             </w:r>
           </w:p>
@@ -6839,7 +7216,6 @@
         <w:spacing w:before="0" w:after="160"/>
       </w:pPr>
       <w:r>
-        <w:lastRenderedPageBreak/>
         <w:t>La adecuada activación de estas redes es fundamental para garantizar una respuesta integral, oportuna y segura, especialmente en la primera infancia. El primer respondiente debe reconocer cuándo la situación supera su capacidad de intervención y activar de manera inmediata los servicios de emergencia, proporcionando información clara y precisa. De esta manera, se asegura la continuidad del proceso de atención y la protección de la vida e integridad de niñas y niños.</w:t>
       </w:r>
     </w:p>
@@ -7507,7 +7883,13 @@
       <w:pPr>
         <w:spacing w:before="0" w:after="160"/>
       </w:pPr>
-      <w:r>
+    </w:p>
+    <w:p>
+      <w:pPr>
+        <w:spacing w:before="0" w:after="160"/>
+      </w:pPr>
+      <w:r>
+        <w:lastRenderedPageBreak/>
         <w:t>En el contexto de la primera infancia, la aplicación de estos fundamentos permite:</w:t>
       </w:r>
     </w:p>
@@ -7521,7 +7903,6 @@
         <w:spacing w:before="0" w:after="160"/>
       </w:pPr>
       <w:r>
-        <w:lastRenderedPageBreak/>
         <w:t xml:space="preserve">Identificar los factores de riesgo presentes en el entorno. </w:t>
       </w:r>
     </w:p>
@@ -7678,15 +8059,18 @@
         <w:spacing w:before="0" w:after="160"/>
       </w:pPr>
       <w:r>
-        <w:t>La gestión del riesgo en primeros auxilios corresponde al conjunto de acciones orientadas a identificar, analizar y controlar los factores que pueden generar daño en una situación de emergencia. En el contexto de la primera infancia, su aplicación es fundamental debido a la mayor vulnerabilidad de niñas y niños frente a condiciones inseguras en su entorno.</w:t>
-      </w:r>
-    </w:p>
-    <w:p>
-      <w:pPr>
-        <w:spacing w:before="0" w:after="160"/>
-      </w:pPr>
+        <w:t xml:space="preserve">La gestión del riesgo en primeros auxilios corresponde al conjunto de acciones orientadas a identificar, analizar y controlar los factores que pueden generar daño en una situación de emergencia. En el contexto de la primera infancia, su aplicación es </w:t>
+      </w:r>
       <w:r>
         <w:lastRenderedPageBreak/>
+        <w:t>fundamental debido a la mayor vulnerabilidad de niñas y niños frente a condiciones inseguras en su entorno.</w:t>
+      </w:r>
+    </w:p>
+    <w:p>
+      <w:pPr>
+        <w:spacing w:before="0" w:after="160"/>
+      </w:pPr>
+      <w:r>
         <w:t>Este proceso inicia con la identificación de los riesgos presentes en el lugar, los cuales pueden ser de tipo físico, biológico, ambiental o humano. Posteriormente, se realiza un análisis del riesgo, valorando la probabilidad de que ocurra un evento adverso y las posibles consecuencias para la persona afectada. Esta valoración permite priorizar las acciones de atención y establecer medidas de control adecuadas.</w:t>
       </w:r>
     </w:p>
@@ -7765,6 +8149,7 @@
         <w:rPr>
           <w:b/>
         </w:rPr>
+        <w:lastRenderedPageBreak/>
         <w:t>Control del riesgo</w:t>
       </w:r>
       <w:r>
@@ -7784,7 +8169,6 @@
         <w:rPr>
           <w:b/>
         </w:rPr>
-        <w:lastRenderedPageBreak/>
         <w:t>Prevención</w:t>
       </w:r>
       <w:r>
@@ -7942,6 +8326,7 @@
         <w:spacing w:before="0" w:after="160"/>
       </w:pPr>
       <w:r>
+        <w:lastRenderedPageBreak/>
         <w:t>La aplicación ordenada de estas acciones facilita la toma de decisiones y fortalece la protección integral de las niñas y los niños, de acuerdo con los protocolos institucionales y las rutas de atención establecidas en Colombia.</w:t>
       </w:r>
     </w:p>
@@ -7949,13 +8334,7 @@
       <w:pPr>
         <w:spacing w:before="0" w:after="160"/>
       </w:pPr>
-    </w:p>
-    <w:p>
-      <w:pPr>
-        <w:spacing w:before="0" w:after="160"/>
-      </w:pPr>
-      <w:r>
-        <w:lastRenderedPageBreak/>
+      <w:r>
         <w:t>En la primera infancia, la gestión del riesgo requiere especial atención debido a la curiosidad, la movilidad y la dependencia del cuidado adulto. La consideración de estas características permite anticipar situaciones peligrosas, establecer medidas preventivas y proteger la vida y la integridad de las niñas y los niños.</w:t>
       </w:r>
     </w:p>
@@ -8425,7 +8804,7 @@
         <w:pStyle w:val="Prrafodelista"/>
         <w:numPr>
           <w:ilvl w:val="0"/>
-          <w:numId w:val="24"/>
+          <w:numId w:val="41"/>
         </w:numPr>
         <w:spacing w:before="0" w:after="160"/>
         <w:rPr>
@@ -8444,7 +8823,7 @@
         <w:pStyle w:val="Prrafodelista"/>
         <w:numPr>
           <w:ilvl w:val="0"/>
-          <w:numId w:val="25"/>
+          <w:numId w:val="42"/>
         </w:numPr>
         <w:spacing w:before="0" w:after="160"/>
       </w:pPr>
@@ -8466,7 +8845,7 @@
         <w:pStyle w:val="Prrafodelista"/>
         <w:numPr>
           <w:ilvl w:val="0"/>
-          <w:numId w:val="25"/>
+          <w:numId w:val="42"/>
         </w:numPr>
         <w:spacing w:before="0" w:after="160"/>
       </w:pPr>
@@ -8488,7 +8867,7 @@
         <w:pStyle w:val="Prrafodelista"/>
         <w:numPr>
           <w:ilvl w:val="0"/>
-          <w:numId w:val="25"/>
+          <w:numId w:val="42"/>
         </w:numPr>
         <w:spacing w:before="0" w:after="160"/>
       </w:pPr>
@@ -8510,7 +8889,7 @@
         <w:pStyle w:val="Prrafodelista"/>
         <w:numPr>
           <w:ilvl w:val="0"/>
-          <w:numId w:val="25"/>
+          <w:numId w:val="42"/>
         </w:numPr>
         <w:spacing w:before="0" w:after="160"/>
       </w:pPr>
@@ -8532,7 +8911,7 @@
         <w:pStyle w:val="Prrafodelista"/>
         <w:numPr>
           <w:ilvl w:val="0"/>
-          <w:numId w:val="25"/>
+          <w:numId w:val="42"/>
         </w:numPr>
         <w:spacing w:before="0" w:after="160"/>
       </w:pPr>
@@ -8554,7 +8933,7 @@
         <w:pStyle w:val="Prrafodelista"/>
         <w:numPr>
           <w:ilvl w:val="0"/>
-          <w:numId w:val="25"/>
+          <w:numId w:val="42"/>
         </w:numPr>
         <w:spacing w:before="0" w:after="160"/>
       </w:pPr>
@@ -10003,7 +10382,6 @@
               <w:pStyle w:val="TextoTablas"/>
             </w:pPr>
             <w:r>
-              <w:lastRenderedPageBreak/>
               <w:t>Emergencias por intoxicación o asfixia</w:t>
             </w:r>
           </w:p>
@@ -10450,7 +10828,7 @@
         <w:spacing w:before="0" w:after="160"/>
       </w:pPr>
       <w:r>
-        <w:t>La aplicación de estas acciones permite controlar las condiciones del escenario y brindar una atención inicial organizada. Si el peligro no puede eliminarse de forma segura, se debe evitar la intervención directa y solicitar apoyo especializado.</w:t>
+        <w:t>La aplicación de estas acciones permite controlar las condiciones del escenario y brindar una atención inicial organizada. Si el peligro no puede eliminarse de forma segura, se debe evitar la intervención directa y solicitar apoyo especializado. preparando el camino para la activación del sistema de emergencias.</w:t>
       </w:r>
     </w:p>
     <w:p>
@@ -10489,11 +10867,8 @@
         <w:spacing w:before="0" w:after="160"/>
       </w:pPr>
       <w:r>
-        <w:t xml:space="preserve">Una vez realizada la valoración inicial y asegurada la escena, el primer respondiente debe identificar si la situación requiere la intervención de servicios de </w:t>
-      </w:r>
-      <w:r>
         <w:lastRenderedPageBreak/>
-        <w:t>emergencia. En caso afirmativo, debe activar de manera inmediata los canales establecidos, siendo la línea 123 el principal medio de acceso al sistema de emergencias en Colombia.</w:t>
+        <w:t>Una vez realizada la valoración inicial y asegurada la escena, el primer respondiente debe identificar si la situación requiere la intervención de servicios de emergencia. En caso afirmativo, debe activar de manera inmediata los canales establecidos, siendo la línea 123 el principal medio de acceso al sistema de emergencias en Colombia.</w:t>
       </w:r>
     </w:p>
     <w:p>
@@ -10574,14 +10949,11 @@
         <w:rPr>
           <w:b/>
         </w:rPr>
+        <w:lastRenderedPageBreak/>
         <w:t>Convulsiones</w:t>
       </w:r>
       <w:r>
-        <w:t xml:space="preserve">: son movimientos involuntarios que pueden acompañarse de rigidez, pérdida de conciencia o alteración de la respiración. Por ejemplo, si un niño convulsiona, se deben retirar los objetos cercanos, proteger su </w:t>
-      </w:r>
-      <w:r>
-        <w:lastRenderedPageBreak/>
-        <w:t xml:space="preserve">cabeza, evitar introducir elementos en su boca y solicitar ayuda médica de emergencia inmediatamente. </w:t>
+        <w:t xml:space="preserve">: son movimientos involuntarios que pueden acompañarse de rigidez, pérdida de conciencia o alteración de la respiración. Por ejemplo, si un niño convulsiona, se deben retirar los objetos cercanos, proteger su cabeza, evitar introducir elementos en su boca y solicitar ayuda médica de emergencia inmediatamente. </w:t>
       </w:r>
     </w:p>
     <w:p>
@@ -10654,13 +11026,9 @@
         <w:spacing w:before="0" w:after="160"/>
       </w:pPr>
       <w:r>
+        <w:lastRenderedPageBreak/>
         <w:t>Durante la activación del sistema, es fundamental proporcionar información clara, precisa y completa que permita una adecuada respuesta por parte de los servicios de emergencia. Entre los datos que se deben suministrar se encuentran:</w:t>
       </w:r>
-    </w:p>
-    <w:p>
-      <w:pPr>
-        <w:spacing w:before="0" w:after="160"/>
-      </w:pPr>
     </w:p>
     <w:p>
       <w:pPr>
@@ -10672,7 +11040,6 @@
         <w:spacing w:before="0" w:after="160"/>
       </w:pPr>
       <w:r>
-        <w:lastRenderedPageBreak/>
         <w:t xml:space="preserve">Ubicación exacta del lugar del evento. </w:t>
       </w:r>
     </w:p>
@@ -10757,11 +11124,8 @@
         <w:spacing w:before="0" w:after="160"/>
       </w:pPr>
       <w:r>
-        <w:t xml:space="preserve">La orientación recibida por parte del sistema de emergencias facilita la aplicación de medidas seguras mientras llega la ayuda especializada. Después de su activación, el proceso conduce a la aplicación de los primeros auxilios en contextos infantiles, de </w:t>
-      </w:r>
-      <w:r>
         <w:lastRenderedPageBreak/>
-        <w:t>acuerdo con las características, las necesidades y los riesgos propios de las niñas y los niños en Colombia.</w:t>
+        <w:t>La orientación recibida por parte del sistema de emergencias facilita la aplicación de medidas seguras mientras llega la ayuda especializada. Después de su activación, el proceso conduce a la aplicación de los primeros auxilios en contextos infantiles, de acuerdo con las características, las necesidades y los riesgos propios de las niñas y los niños en Colombia.</w:t>
       </w:r>
     </w:p>
     <w:p>
@@ -10819,7 +11183,11 @@
         <w:t>Riesgos del entorno</w:t>
       </w:r>
       <w:r>
-        <w:t xml:space="preserve">: son condiciones presentes en el espacio que aumentan la posibilidad de accidentes. Por ejemplo, en un jardín infantil, piso húmedo, un juguete roto o una bebida caliente al alcance de niñas y niños exige controlar el peligro antes de iniciar la atención. </w:t>
+        <w:t xml:space="preserve">: son condiciones presentes en el espacio que aumentan la posibilidad de accidentes. Por ejemplo, en un jardín infantil, </w:t>
+      </w:r>
+      <w:r>
+        <w:lastRenderedPageBreak/>
+        <w:t xml:space="preserve">piso húmedo, un juguete roto o una bebida caliente al alcance de niñas y niños exige controlar el peligro antes de iniciar la atención. </w:t>
       </w:r>
     </w:p>
     <w:p>
@@ -10838,11 +11206,7 @@
         <w:t>Características del desarrollo</w:t>
       </w:r>
       <w:r>
-        <w:t xml:space="preserve">: corresponden a las capacidades físicas, cognitivas y comunicativas propias de cada edad. Por ejemplo, una niña </w:t>
-      </w:r>
-      <w:r>
-        <w:lastRenderedPageBreak/>
-        <w:t xml:space="preserve">pequeña puede expresar dolor mediante llanto o cambios de comportamiento; por ello, se requiere observar sus reacciones y obtener información de la persona adulta a cargo. </w:t>
+        <w:t xml:space="preserve">: corresponden a las capacidades físicas, cognitivas y comunicativas propias de cada edad. Por ejemplo, una niña pequeña puede expresar dolor mediante llanto o cambios de comportamiento; por ello, se requiere observar sus reacciones y obtener información de la persona adulta a cargo. </w:t>
       </w:r>
     </w:p>
     <w:p>
@@ -10896,7 +11260,11 @@
         <w:spacing w:before="0" w:after="160"/>
       </w:pPr>
       <w:r>
-        <w:t>Además de controlar los riesgos y reconocer las características del desarrollo infantil, el primer respondiente debe generar condiciones emocionales que faciliten la atención. Para lograrlo, se recomienda aplicar las siguientes acciones de manera organizada:</w:t>
+        <w:t xml:space="preserve">Además de controlar los riesgos y reconocer las características del desarrollo infantil, el primer respondiente debe generar condiciones emocionales que faciliten la </w:t>
+      </w:r>
+      <w:r>
+        <w:lastRenderedPageBreak/>
+        <w:t>atención. Para lograrlo, se recomienda aplicar las siguientes acciones de manera organizada:</w:t>
       </w:r>
     </w:p>
     <w:p>
@@ -10922,7 +11290,6 @@
         <w:spacing w:before="0" w:after="160"/>
       </w:pPr>
       <w:r>
-        <w:lastRenderedPageBreak/>
         <w:t xml:space="preserve">Manejar las emociones: reconocer el miedo, el llanto o la ansiedad sin minimizar estas manifestaciones ni emitir regaños. </w:t>
       </w:r>
     </w:p>
@@ -10988,20 +11355,18 @@
         <w:spacing w:before="0" w:after="160"/>
       </w:pPr>
       <w:r>
-        <w:t>La toma de decisiones en primeros auxilios corresponde al proceso mental mediante el cual el primer respondiente analiza la información disponible y selecciona la acción más adecuada frente a una situación de emergencia. Este proceso no se limita a la ejecución de acciones, sino que implica interpretar el contexto, valorar riesgos y actuar con criterio frente a condiciones cambiantes.</w:t>
-      </w:r>
-    </w:p>
-    <w:p>
-      <w:pPr>
-        <w:spacing w:before="0" w:after="160"/>
-      </w:pPr>
-    </w:p>
-    <w:p>
-      <w:pPr>
-        <w:spacing w:before="0" w:after="160"/>
-      </w:pPr>
+        <w:t xml:space="preserve">La toma de decisiones en primeros auxilios corresponde al proceso mental mediante el cual el primer respondiente analiza la información disponible y selecciona </w:t>
+      </w:r>
       <w:r>
         <w:lastRenderedPageBreak/>
+        <w:t>la acción más adecuada frente a una situación de emergencia. Este proceso no se limita a la ejecución de acciones, sino que implica interpretar el contexto, valorar riesgos y actuar con criterio frente a condiciones cambiantes.</w:t>
+      </w:r>
+    </w:p>
+    <w:p>
+      <w:pPr>
+        <w:spacing w:before="0" w:after="160"/>
+      </w:pPr>
+      <w:r>
         <w:t>A diferencia de los procedimientos técnicos, la toma de decisiones se basa en la capacidad de juicio del respondiente, quien debe integrar elementos como la seguridad del entorno, la gravedad de la situación, los recursos disponibles y sus propios límites de actuación. Esto permite definir de manera consciente si es seguro intervenir, qué acciones priorizar y en qué momento solicitar apoyo especializado.</w:t>
       </w:r>
     </w:p>
@@ -11012,11 +11377,6 @@
       <w:r>
         <w:t>La toma de decisiones en primeros auxilios se desarrolla mediante un proceso continuo que permite comprender la emergencia, seleccionar una respuesta segura y verificar sus resultados. La siguiente figura presenta cinco acciones articuladas que orientan la actuación del primer respondiente ante situaciones relacionadas con la primera infancia.</w:t>
       </w:r>
-    </w:p>
-    <w:p>
-      <w:pPr>
-        <w:spacing w:before="0" w:after="160"/>
-      </w:pPr>
     </w:p>
     <w:p>
       <w:pPr>
@@ -11052,7 +11412,7 @@
                     </pic:cNvPicPr>
                   </pic:nvPicPr>
                   <pic:blipFill>
-                    <a:blip r:embed="rId13">
+                    <a:blip r:embed="rId15">
                       <a:extLst>
                         <a:ext uri="{28A0092B-C50C-407E-A947-70E740481C1C}">
                           <a14:useLocalDpi xmlns:a14="http://schemas.microsoft.com/office/drawing/2010/main" val="0"/>
@@ -11139,16 +11499,6 @@
     <w:p>
       <w:pPr>
         <w:spacing w:before="0" w:after="160" w:line="259" w:lineRule="auto"/>
-      </w:pPr>
-    </w:p>
-    <w:p>
-      <w:pPr>
-        <w:spacing w:before="0" w:after="160" w:line="259" w:lineRule="auto"/>
-      </w:pPr>
-    </w:p>
-    <w:p>
-      <w:pPr>
-        <w:spacing w:before="0" w:after="160" w:line="259" w:lineRule="auto"/>
         <w:rPr>
           <w:b/>
         </w:rPr>
@@ -11459,13 +11809,13 @@
                     <pic:cNvPicPr/>
                   </pic:nvPicPr>
                   <pic:blipFill>
-                    <a:blip r:embed="rId14">
+                    <a:blip r:embed="rId16">
                       <a:extLst>
                         <a:ext uri="{28A0092B-C50C-407E-A947-70E740481C1C}">
                           <a14:useLocalDpi xmlns:a14="http://schemas.microsoft.com/office/drawing/2010/main" val="0"/>
                         </a:ext>
                         <a:ext uri="{96DAC541-7B7A-43D3-8B79-37D633B846F1}">
-                          <asvg:svgBlip xmlns:asvg="http://schemas.microsoft.com/office/drawing/2016/SVG/main" r:embed="rId15"/>
+                          <asvg:svgBlip xmlns:asvg="http://schemas.microsoft.com/office/drawing/2016/SVG/main" r:embed="rId17"/>
                         </a:ext>
                       </a:extLst>
                     </a:blip>
@@ -12435,8 +12785,8 @@
       </w:pPr>
     </w:p>
     <w:sectPr>
-      <w:headerReference w:type="default" r:id="rId16"/>
-      <w:footerReference w:type="default" r:id="rId17"/>
+      <w:headerReference w:type="default" r:id="rId18"/>
+      <w:footerReference w:type="default" r:id="rId19"/>
       <w:pgSz w:w="12240" w:h="15840"/>
       <w:pgMar w:top="1701" w:right="1134" w:bottom="1134" w:left="1134" w:header="709" w:footer="737" w:gutter="0"/>
       <w:pgNumType w:start="1"/>
@@ -12653,6 +13003,119 @@
     </w:lvl>
   </w:abstractNum>
   <w:abstractNum w:abstractNumId="1" w15:restartNumberingAfterBreak="0">
+    <w:nsid w:val="029F4C42"/>
+    <w:multiLevelType w:val="hybridMultilevel"/>
+    <w:tmpl w:val="9A402344"/>
+    <w:lvl w:ilvl="0" w:tplc="240A0001">
+      <w:start w:val="1"/>
+      <w:numFmt w:val="bullet"/>
+      <w:lvlText w:val=""/>
+      <w:lvlJc w:val="left"/>
+      <w:pPr>
+        <w:ind w:left="1776" w:hanging="360"/>
+      </w:pPr>
+      <w:rPr>
+        <w:rFonts w:ascii="Symbol" w:hAnsi="Symbol" w:hint="default"/>
+      </w:rPr>
+    </w:lvl>
+    <w:lvl w:ilvl="1" w:tplc="240A0003" w:tentative="1">
+      <w:start w:val="1"/>
+      <w:numFmt w:val="bullet"/>
+      <w:lvlText w:val="o"/>
+      <w:lvlJc w:val="left"/>
+      <w:pPr>
+        <w:ind w:left="2496" w:hanging="360"/>
+      </w:pPr>
+      <w:rPr>
+        <w:rFonts w:ascii="Courier New" w:hAnsi="Courier New" w:cs="Courier New" w:hint="default"/>
+      </w:rPr>
+    </w:lvl>
+    <w:lvl w:ilvl="2" w:tplc="240A0005" w:tentative="1">
+      <w:start w:val="1"/>
+      <w:numFmt w:val="bullet"/>
+      <w:lvlText w:val=""/>
+      <w:lvlJc w:val="left"/>
+      <w:pPr>
+        <w:ind w:left="3216" w:hanging="360"/>
+      </w:pPr>
+      <w:rPr>
+        <w:rFonts w:ascii="Wingdings" w:hAnsi="Wingdings" w:hint="default"/>
+      </w:rPr>
+    </w:lvl>
+    <w:lvl w:ilvl="3" w:tplc="240A0001" w:tentative="1">
+      <w:start w:val="1"/>
+      <w:numFmt w:val="bullet"/>
+      <w:lvlText w:val=""/>
+      <w:lvlJc w:val="left"/>
+      <w:pPr>
+        <w:ind w:left="3936" w:hanging="360"/>
+      </w:pPr>
+      <w:rPr>
+        <w:rFonts w:ascii="Symbol" w:hAnsi="Symbol" w:hint="default"/>
+      </w:rPr>
+    </w:lvl>
+    <w:lvl w:ilvl="4" w:tplc="240A0003" w:tentative="1">
+      <w:start w:val="1"/>
+      <w:numFmt w:val="bullet"/>
+      <w:lvlText w:val="o"/>
+      <w:lvlJc w:val="left"/>
+      <w:pPr>
+        <w:ind w:left="4656" w:hanging="360"/>
+      </w:pPr>
+      <w:rPr>
+        <w:rFonts w:ascii="Courier New" w:hAnsi="Courier New" w:cs="Courier New" w:hint="default"/>
+      </w:rPr>
+    </w:lvl>
+    <w:lvl w:ilvl="5" w:tplc="240A0005" w:tentative="1">
+      <w:start w:val="1"/>
+      <w:numFmt w:val="bullet"/>
+      <w:lvlText w:val=""/>
+      <w:lvlJc w:val="left"/>
+      <w:pPr>
+        <w:ind w:left="5376" w:hanging="360"/>
+      </w:pPr>
+      <w:rPr>
+        <w:rFonts w:ascii="Wingdings" w:hAnsi="Wingdings" w:hint="default"/>
+      </w:rPr>
+    </w:lvl>
+    <w:lvl w:ilvl="6" w:tplc="240A0001" w:tentative="1">
+      <w:start w:val="1"/>
+      <w:numFmt w:val="bullet"/>
+      <w:lvlText w:val=""/>
+      <w:lvlJc w:val="left"/>
+      <w:pPr>
+        <w:ind w:left="6096" w:hanging="360"/>
+      </w:pPr>
+      <w:rPr>
+        <w:rFonts w:ascii="Symbol" w:hAnsi="Symbol" w:hint="default"/>
+      </w:rPr>
+    </w:lvl>
+    <w:lvl w:ilvl="7" w:tplc="240A0003" w:tentative="1">
+      <w:start w:val="1"/>
+      <w:numFmt w:val="bullet"/>
+      <w:lvlText w:val="o"/>
+      <w:lvlJc w:val="left"/>
+      <w:pPr>
+        <w:ind w:left="6816" w:hanging="360"/>
+      </w:pPr>
+      <w:rPr>
+        <w:rFonts w:ascii="Courier New" w:hAnsi="Courier New" w:cs="Courier New" w:hint="default"/>
+      </w:rPr>
+    </w:lvl>
+    <w:lvl w:ilvl="8" w:tplc="240A0005" w:tentative="1">
+      <w:start w:val="1"/>
+      <w:numFmt w:val="bullet"/>
+      <w:lvlText w:val=""/>
+      <w:lvlJc w:val="left"/>
+      <w:pPr>
+        <w:ind w:left="7536" w:hanging="360"/>
+      </w:pPr>
+      <w:rPr>
+        <w:rFonts w:ascii="Wingdings" w:hAnsi="Wingdings" w:hint="default"/>
+      </w:rPr>
+    </w:lvl>
+  </w:abstractNum>
+  <w:abstractNum w:abstractNumId="2" w15:restartNumberingAfterBreak="0">
     <w:nsid w:val="03947548"/>
     <w:multiLevelType w:val="hybridMultilevel"/>
     <w:tmpl w:val="1A603278"/>
@@ -12765,7 +13228,7 @@
       </w:rPr>
     </w:lvl>
   </w:abstractNum>
-  <w:abstractNum w:abstractNumId="2" w15:restartNumberingAfterBreak="0">
+  <w:abstractNum w:abstractNumId="3" w15:restartNumberingAfterBreak="0">
     <w:nsid w:val="08457C9B"/>
     <w:multiLevelType w:val="hybridMultilevel"/>
     <w:tmpl w:val="265E63C8"/>
@@ -12878,7 +13341,7 @@
       </w:rPr>
     </w:lvl>
   </w:abstractNum>
-  <w:abstractNum w:abstractNumId="3" w15:restartNumberingAfterBreak="0">
+  <w:abstractNum w:abstractNumId="4" w15:restartNumberingAfterBreak="0">
     <w:nsid w:val="098856DF"/>
     <w:multiLevelType w:val="hybridMultilevel"/>
     <w:tmpl w:val="F710D092"/>
@@ -12991,7 +13454,7 @@
       </w:rPr>
     </w:lvl>
   </w:abstractNum>
-  <w:abstractNum w:abstractNumId="4" w15:restartNumberingAfterBreak="0">
+  <w:abstractNum w:abstractNumId="5" w15:restartNumberingAfterBreak="0">
     <w:nsid w:val="09D677CD"/>
     <w:multiLevelType w:val="hybridMultilevel"/>
     <w:tmpl w:val="AFDE75A2"/>
@@ -13104,7 +13567,7 @@
       </w:rPr>
     </w:lvl>
   </w:abstractNum>
-  <w:abstractNum w:abstractNumId="5" w15:restartNumberingAfterBreak="0">
+  <w:abstractNum w:abstractNumId="6" w15:restartNumberingAfterBreak="0">
     <w:nsid w:val="0C55413E"/>
     <w:multiLevelType w:val="hybridMultilevel"/>
     <w:tmpl w:val="CFE66AD0"/>
@@ -13193,7 +13656,7 @@
       </w:pPr>
     </w:lvl>
   </w:abstractNum>
-  <w:abstractNum w:abstractNumId="6" w15:restartNumberingAfterBreak="0">
+  <w:abstractNum w:abstractNumId="7" w15:restartNumberingAfterBreak="0">
     <w:nsid w:val="10CE7075"/>
     <w:multiLevelType w:val="hybridMultilevel"/>
     <w:tmpl w:val="33802CF4"/>
@@ -13306,7 +13769,7 @@
       </w:rPr>
     </w:lvl>
   </w:abstractNum>
-  <w:abstractNum w:abstractNumId="7" w15:restartNumberingAfterBreak="0">
+  <w:abstractNum w:abstractNumId="8" w15:restartNumberingAfterBreak="0">
     <w:nsid w:val="1882599E"/>
     <w:multiLevelType w:val="hybridMultilevel"/>
     <w:tmpl w:val="74F68396"/>
@@ -13419,7 +13882,7 @@
       </w:rPr>
     </w:lvl>
   </w:abstractNum>
-  <w:abstractNum w:abstractNumId="8" w15:restartNumberingAfterBreak="0">
+  <w:abstractNum w:abstractNumId="9" w15:restartNumberingAfterBreak="0">
     <w:nsid w:val="1AAF6208"/>
     <w:multiLevelType w:val="hybridMultilevel"/>
     <w:tmpl w:val="0EA63F14"/>
@@ -13532,7 +13995,96 @@
       </w:rPr>
     </w:lvl>
   </w:abstractNum>
-  <w:abstractNum w:abstractNumId="9" w15:restartNumberingAfterBreak="0">
+  <w:abstractNum w:abstractNumId="10" w15:restartNumberingAfterBreak="0">
+    <w:nsid w:val="1B9C5A85"/>
+    <w:multiLevelType w:val="hybridMultilevel"/>
+    <w:tmpl w:val="C2E668D2"/>
+    <w:lvl w:ilvl="0" w:tplc="5C245940">
+      <w:start w:val="1"/>
+      <w:numFmt w:val="upperLetter"/>
+      <w:lvlText w:val="%1."/>
+      <w:lvlJc w:val="left"/>
+      <w:pPr>
+        <w:ind w:left="1429" w:hanging="360"/>
+      </w:pPr>
+      <w:rPr>
+        <w:b/>
+      </w:rPr>
+    </w:lvl>
+    <w:lvl w:ilvl="1" w:tplc="240A0019" w:tentative="1">
+      <w:start w:val="1"/>
+      <w:numFmt w:val="lowerLetter"/>
+      <w:lvlText w:val="%2."/>
+      <w:lvlJc w:val="left"/>
+      <w:pPr>
+        <w:ind w:left="2149" w:hanging="360"/>
+      </w:pPr>
+    </w:lvl>
+    <w:lvl w:ilvl="2" w:tplc="240A001B" w:tentative="1">
+      <w:start w:val="1"/>
+      <w:numFmt w:val="lowerRoman"/>
+      <w:lvlText w:val="%3."/>
+      <w:lvlJc w:val="right"/>
+      <w:pPr>
+        <w:ind w:left="2869" w:hanging="180"/>
+      </w:pPr>
+    </w:lvl>
+    <w:lvl w:ilvl="3" w:tplc="240A000F" w:tentative="1">
+      <w:start w:val="1"/>
+      <w:numFmt w:val="decimal"/>
+      <w:lvlText w:val="%4."/>
+      <w:lvlJc w:val="left"/>
+      <w:pPr>
+        <w:ind w:left="3589" w:hanging="360"/>
+      </w:pPr>
+    </w:lvl>
+    <w:lvl w:ilvl="4" w:tplc="240A0019" w:tentative="1">
+      <w:start w:val="1"/>
+      <w:numFmt w:val="lowerLetter"/>
+      <w:lvlText w:val="%5."/>
+      <w:lvlJc w:val="left"/>
+      <w:pPr>
+        <w:ind w:left="4309" w:hanging="360"/>
+      </w:pPr>
+    </w:lvl>
+    <w:lvl w:ilvl="5" w:tplc="240A001B" w:tentative="1">
+      <w:start w:val="1"/>
+      <w:numFmt w:val="lowerRoman"/>
+      <w:lvlText w:val="%6."/>
+      <w:lvlJc w:val="right"/>
+      <w:pPr>
+        <w:ind w:left="5029" w:hanging="180"/>
+      </w:pPr>
+    </w:lvl>
+    <w:lvl w:ilvl="6" w:tplc="240A000F" w:tentative="1">
+      <w:start w:val="1"/>
+      <w:numFmt w:val="decimal"/>
+      <w:lvlText w:val="%7."/>
+      <w:lvlJc w:val="left"/>
+      <w:pPr>
+        <w:ind w:left="5749" w:hanging="360"/>
+      </w:pPr>
+    </w:lvl>
+    <w:lvl w:ilvl="7" w:tplc="240A0019" w:tentative="1">
+      <w:start w:val="1"/>
+      <w:numFmt w:val="lowerLetter"/>
+      <w:lvlText w:val="%8."/>
+      <w:lvlJc w:val="left"/>
+      <w:pPr>
+        <w:ind w:left="6469" w:hanging="360"/>
+      </w:pPr>
+    </w:lvl>
+    <w:lvl w:ilvl="8" w:tplc="240A001B" w:tentative="1">
+      <w:start w:val="1"/>
+      <w:numFmt w:val="lowerRoman"/>
+      <w:lvlText w:val="%9."/>
+      <w:lvlJc w:val="right"/>
+      <w:pPr>
+        <w:ind w:left="7189" w:hanging="180"/>
+      </w:pPr>
+    </w:lvl>
+  </w:abstractNum>
+  <w:abstractNum w:abstractNumId="11" w15:restartNumberingAfterBreak="0">
     <w:nsid w:val="1C134A01"/>
     <w:multiLevelType w:val="hybridMultilevel"/>
     <w:tmpl w:val="4900010E"/>
@@ -13621,7 +14173,7 @@
       </w:pPr>
     </w:lvl>
   </w:abstractNum>
-  <w:abstractNum w:abstractNumId="10" w15:restartNumberingAfterBreak="0">
+  <w:abstractNum w:abstractNumId="12" w15:restartNumberingAfterBreak="0">
     <w:nsid w:val="1E0F4A77"/>
     <w:multiLevelType w:val="hybridMultilevel"/>
     <w:tmpl w:val="DA3A8D82"/>
@@ -13734,7 +14286,7 @@
       </w:rPr>
     </w:lvl>
   </w:abstractNum>
-  <w:abstractNum w:abstractNumId="11" w15:restartNumberingAfterBreak="0">
+  <w:abstractNum w:abstractNumId="13" w15:restartNumberingAfterBreak="0">
     <w:nsid w:val="22042D2F"/>
     <w:multiLevelType w:val="hybridMultilevel"/>
     <w:tmpl w:val="663EE58A"/>
@@ -13823,7 +14375,7 @@
       </w:pPr>
     </w:lvl>
   </w:abstractNum>
-  <w:abstractNum w:abstractNumId="12" w15:restartNumberingAfterBreak="0">
+  <w:abstractNum w:abstractNumId="14" w15:restartNumberingAfterBreak="0">
     <w:nsid w:val="24020D87"/>
     <w:multiLevelType w:val="hybridMultilevel"/>
     <w:tmpl w:val="45AE7174"/>
@@ -13936,7 +14488,7 @@
       </w:rPr>
     </w:lvl>
   </w:abstractNum>
-  <w:abstractNum w:abstractNumId="13" w15:restartNumberingAfterBreak="0">
+  <w:abstractNum w:abstractNumId="15" w15:restartNumberingAfterBreak="0">
     <w:nsid w:val="26E25B3E"/>
     <w:multiLevelType w:val="hybridMultilevel"/>
     <w:tmpl w:val="3E7689A2"/>
@@ -14022,7 +14574,7 @@
       </w:pPr>
     </w:lvl>
   </w:abstractNum>
-  <w:abstractNum w:abstractNumId="14" w15:restartNumberingAfterBreak="0">
+  <w:abstractNum w:abstractNumId="16" w15:restartNumberingAfterBreak="0">
     <w:nsid w:val="27412B07"/>
     <w:multiLevelType w:val="hybridMultilevel"/>
     <w:tmpl w:val="9FDADF5E"/>
@@ -14113,7 +14665,7 @@
       </w:pPr>
     </w:lvl>
   </w:abstractNum>
-  <w:abstractNum w:abstractNumId="15" w15:restartNumberingAfterBreak="0">
+  <w:abstractNum w:abstractNumId="17" w15:restartNumberingAfterBreak="0">
     <w:nsid w:val="2E965C52"/>
     <w:multiLevelType w:val="hybridMultilevel"/>
     <w:tmpl w:val="1EE6C538"/>
@@ -14226,7 +14778,7 @@
       </w:rPr>
     </w:lvl>
   </w:abstractNum>
-  <w:abstractNum w:abstractNumId="16" w15:restartNumberingAfterBreak="0">
+  <w:abstractNum w:abstractNumId="18" w15:restartNumberingAfterBreak="0">
     <w:nsid w:val="2F4F15B8"/>
     <w:multiLevelType w:val="hybridMultilevel"/>
     <w:tmpl w:val="EBF6CE3C"/>
@@ -14339,7 +14891,7 @@
       </w:rPr>
     </w:lvl>
   </w:abstractNum>
-  <w:abstractNum w:abstractNumId="17" w15:restartNumberingAfterBreak="0">
+  <w:abstractNum w:abstractNumId="19" w15:restartNumberingAfterBreak="0">
     <w:nsid w:val="31541C6C"/>
     <w:multiLevelType w:val="hybridMultilevel"/>
     <w:tmpl w:val="B87021B4"/>
@@ -14452,18 +15004,21 @@
       </w:rPr>
     </w:lvl>
   </w:abstractNum>
-  <w:abstractNum w:abstractNumId="18" w15:restartNumberingAfterBreak="0">
+  <w:abstractNum w:abstractNumId="20" w15:restartNumberingAfterBreak="0">
     <w:nsid w:val="35030561"/>
     <w:multiLevelType w:val="hybridMultilevel"/>
-    <w:tmpl w:val="7D827372"/>
-    <w:lvl w:ilvl="0" w:tplc="240A0017">
-      <w:start w:val="1"/>
-      <w:numFmt w:val="lowerLetter"/>
-      <w:lvlText w:val="%1)"/>
+    <w:tmpl w:val="B290B4E0"/>
+    <w:lvl w:ilvl="0" w:tplc="240A0001">
+      <w:start w:val="1"/>
+      <w:numFmt w:val="bullet"/>
+      <w:lvlText w:val=""/>
       <w:lvlJc w:val="left"/>
       <w:pPr>
         <w:ind w:left="1428" w:hanging="360"/>
       </w:pPr>
+      <w:rPr>
+        <w:rFonts w:ascii="Symbol" w:hAnsi="Symbol" w:hint="default"/>
+      </w:rPr>
     </w:lvl>
     <w:lvl w:ilvl="1" w:tplc="240A0019" w:tentative="1">
       <w:start w:val="1"/>
@@ -14538,7 +15093,93 @@
       </w:pPr>
     </w:lvl>
   </w:abstractNum>
-  <w:abstractNum w:abstractNumId="19" w15:restartNumberingAfterBreak="0">
+  <w:abstractNum w:abstractNumId="21" w15:restartNumberingAfterBreak="0">
+    <w:nsid w:val="362E4977"/>
+    <w:multiLevelType w:val="hybridMultilevel"/>
+    <w:tmpl w:val="48289BAC"/>
+    <w:lvl w:ilvl="0" w:tplc="240A0015">
+      <w:start w:val="1"/>
+      <w:numFmt w:val="upperLetter"/>
+      <w:lvlText w:val="%1."/>
+      <w:lvlJc w:val="left"/>
+      <w:pPr>
+        <w:ind w:left="1429" w:hanging="360"/>
+      </w:pPr>
+    </w:lvl>
+    <w:lvl w:ilvl="1" w:tplc="240A0019" w:tentative="1">
+      <w:start w:val="1"/>
+      <w:numFmt w:val="lowerLetter"/>
+      <w:lvlText w:val="%2."/>
+      <w:lvlJc w:val="left"/>
+      <w:pPr>
+        <w:ind w:left="2149" w:hanging="360"/>
+      </w:pPr>
+    </w:lvl>
+    <w:lvl w:ilvl="2" w:tplc="240A001B" w:tentative="1">
+      <w:start w:val="1"/>
+      <w:numFmt w:val="lowerRoman"/>
+      <w:lvlText w:val="%3."/>
+      <w:lvlJc w:val="right"/>
+      <w:pPr>
+        <w:ind w:left="2869" w:hanging="180"/>
+      </w:pPr>
+    </w:lvl>
+    <w:lvl w:ilvl="3" w:tplc="240A000F" w:tentative="1">
+      <w:start w:val="1"/>
+      <w:numFmt w:val="decimal"/>
+      <w:lvlText w:val="%4."/>
+      <w:lvlJc w:val="left"/>
+      <w:pPr>
+        <w:ind w:left="3589" w:hanging="360"/>
+      </w:pPr>
+    </w:lvl>
+    <w:lvl w:ilvl="4" w:tplc="240A0019" w:tentative="1">
+      <w:start w:val="1"/>
+      <w:numFmt w:val="lowerLetter"/>
+      <w:lvlText w:val="%5."/>
+      <w:lvlJc w:val="left"/>
+      <w:pPr>
+        <w:ind w:left="4309" w:hanging="360"/>
+      </w:pPr>
+    </w:lvl>
+    <w:lvl w:ilvl="5" w:tplc="240A001B" w:tentative="1">
+      <w:start w:val="1"/>
+      <w:numFmt w:val="lowerRoman"/>
+      <w:lvlText w:val="%6."/>
+      <w:lvlJc w:val="right"/>
+      <w:pPr>
+        <w:ind w:left="5029" w:hanging="180"/>
+      </w:pPr>
+    </w:lvl>
+    <w:lvl w:ilvl="6" w:tplc="240A000F" w:tentative="1">
+      <w:start w:val="1"/>
+      <w:numFmt w:val="decimal"/>
+      <w:lvlText w:val="%7."/>
+      <w:lvlJc w:val="left"/>
+      <w:pPr>
+        <w:ind w:left="5749" w:hanging="360"/>
+      </w:pPr>
+    </w:lvl>
+    <w:lvl w:ilvl="7" w:tplc="240A0019" w:tentative="1">
+      <w:start w:val="1"/>
+      <w:numFmt w:val="lowerLetter"/>
+      <w:lvlText w:val="%8."/>
+      <w:lvlJc w:val="left"/>
+      <w:pPr>
+        <w:ind w:left="6469" w:hanging="360"/>
+      </w:pPr>
+    </w:lvl>
+    <w:lvl w:ilvl="8" w:tplc="240A001B" w:tentative="1">
+      <w:start w:val="1"/>
+      <w:numFmt w:val="lowerRoman"/>
+      <w:lvlText w:val="%9."/>
+      <w:lvlJc w:val="right"/>
+      <w:pPr>
+        <w:ind w:left="7189" w:hanging="180"/>
+      </w:pPr>
+    </w:lvl>
+  </w:abstractNum>
+  <w:abstractNum w:abstractNumId="22" w15:restartNumberingAfterBreak="0">
     <w:nsid w:val="368E176E"/>
     <w:multiLevelType w:val="hybridMultilevel"/>
     <w:tmpl w:val="BDF054FE"/>
@@ -14632,7 +15273,7 @@
       </w:pPr>
     </w:lvl>
   </w:abstractNum>
-  <w:abstractNum w:abstractNumId="20" w15:restartNumberingAfterBreak="0">
+  <w:abstractNum w:abstractNumId="23" w15:restartNumberingAfterBreak="0">
     <w:nsid w:val="369F2133"/>
     <w:multiLevelType w:val="hybridMultilevel"/>
     <w:tmpl w:val="9CEEF33E"/>
@@ -14718,7 +15359,7 @@
       </w:pPr>
     </w:lvl>
   </w:abstractNum>
-  <w:abstractNum w:abstractNumId="21" w15:restartNumberingAfterBreak="0">
+  <w:abstractNum w:abstractNumId="24" w15:restartNumberingAfterBreak="0">
     <w:nsid w:val="384026DA"/>
     <w:multiLevelType w:val="hybridMultilevel"/>
     <w:tmpl w:val="59C09084"/>
@@ -14804,7 +15445,7 @@
       </w:pPr>
     </w:lvl>
   </w:abstractNum>
-  <w:abstractNum w:abstractNumId="22" w15:restartNumberingAfterBreak="0">
+  <w:abstractNum w:abstractNumId="25" w15:restartNumberingAfterBreak="0">
     <w:nsid w:val="3DDF6562"/>
     <w:multiLevelType w:val="multilevel"/>
     <w:tmpl w:val="6C7AF928"/>
@@ -14925,7 +15566,7 @@
       </w:rPr>
     </w:lvl>
   </w:abstractNum>
-  <w:abstractNum w:abstractNumId="23" w15:restartNumberingAfterBreak="0">
+  <w:abstractNum w:abstractNumId="26" w15:restartNumberingAfterBreak="0">
     <w:nsid w:val="3E0A4F61"/>
     <w:multiLevelType w:val="hybridMultilevel"/>
     <w:tmpl w:val="EC703190"/>
@@ -15038,7 +15679,7 @@
       </w:rPr>
     </w:lvl>
   </w:abstractNum>
-  <w:abstractNum w:abstractNumId="24" w15:restartNumberingAfterBreak="0">
+  <w:abstractNum w:abstractNumId="27" w15:restartNumberingAfterBreak="0">
     <w:nsid w:val="485E7B29"/>
     <w:multiLevelType w:val="hybridMultilevel"/>
     <w:tmpl w:val="498C03A8"/>
@@ -15124,7 +15765,7 @@
       </w:pPr>
     </w:lvl>
   </w:abstractNum>
-  <w:abstractNum w:abstractNumId="25" w15:restartNumberingAfterBreak="0">
+  <w:abstractNum w:abstractNumId="28" w15:restartNumberingAfterBreak="0">
     <w:nsid w:val="48D0264A"/>
     <w:multiLevelType w:val="hybridMultilevel"/>
     <w:tmpl w:val="514410D4"/>
@@ -15237,7 +15878,7 @@
       </w:rPr>
     </w:lvl>
   </w:abstractNum>
-  <w:abstractNum w:abstractNumId="26" w15:restartNumberingAfterBreak="0">
+  <w:abstractNum w:abstractNumId="29" w15:restartNumberingAfterBreak="0">
     <w:nsid w:val="4B234B7A"/>
     <w:multiLevelType w:val="hybridMultilevel"/>
     <w:tmpl w:val="9B20A126"/>
@@ -15350,7 +15991,7 @@
       </w:rPr>
     </w:lvl>
   </w:abstractNum>
-  <w:abstractNum w:abstractNumId="27" w15:restartNumberingAfterBreak="0">
+  <w:abstractNum w:abstractNumId="30" w15:restartNumberingAfterBreak="0">
     <w:nsid w:val="4EBE1EF6"/>
     <w:multiLevelType w:val="hybridMultilevel"/>
     <w:tmpl w:val="AF3C2E24"/>
@@ -15441,11 +16082,11 @@
       </w:pPr>
     </w:lvl>
   </w:abstractNum>
-  <w:abstractNum w:abstractNumId="28" w15:restartNumberingAfterBreak="0">
+  <w:abstractNum w:abstractNumId="31" w15:restartNumberingAfterBreak="0">
     <w:nsid w:val="521E11D7"/>
     <w:multiLevelType w:val="hybridMultilevel"/>
-    <w:tmpl w:val="1BE8D2E6"/>
-    <w:lvl w:ilvl="0" w:tplc="240A0017">
+    <w:tmpl w:val="8CA66902"/>
+    <w:lvl w:ilvl="0" w:tplc="0430EAE6">
       <w:start w:val="1"/>
       <w:numFmt w:val="lowerLetter"/>
       <w:lvlText w:val="%1)"/>
@@ -15453,6 +16094,9 @@
       <w:pPr>
         <w:ind w:left="1429" w:hanging="360"/>
       </w:pPr>
+      <w:rPr>
+        <w:b/>
+      </w:rPr>
     </w:lvl>
     <w:lvl w:ilvl="1" w:tplc="240A0019" w:tentative="1">
       <w:start w:val="1"/>
@@ -15527,7 +16171,7 @@
       </w:pPr>
     </w:lvl>
   </w:abstractNum>
-  <w:abstractNum w:abstractNumId="29" w15:restartNumberingAfterBreak="0">
+  <w:abstractNum w:abstractNumId="32" w15:restartNumberingAfterBreak="0">
     <w:nsid w:val="533D1B7D"/>
     <w:multiLevelType w:val="hybridMultilevel"/>
     <w:tmpl w:val="640EF572"/>
@@ -15640,7 +16284,7 @@
       </w:rPr>
     </w:lvl>
   </w:abstractNum>
-  <w:abstractNum w:abstractNumId="30" w15:restartNumberingAfterBreak="0">
+  <w:abstractNum w:abstractNumId="33" w15:restartNumberingAfterBreak="0">
     <w:nsid w:val="59294019"/>
     <w:multiLevelType w:val="hybridMultilevel"/>
     <w:tmpl w:val="8F286A98"/>
@@ -15726,7 +16370,7 @@
       </w:pPr>
     </w:lvl>
   </w:abstractNum>
-  <w:abstractNum w:abstractNumId="31" w15:restartNumberingAfterBreak="0">
+  <w:abstractNum w:abstractNumId="34" w15:restartNumberingAfterBreak="0">
     <w:nsid w:val="5B2743D9"/>
     <w:multiLevelType w:val="hybridMultilevel"/>
     <w:tmpl w:val="724C2AD4"/>
@@ -15839,7 +16483,7 @@
       </w:rPr>
     </w:lvl>
   </w:abstractNum>
-  <w:abstractNum w:abstractNumId="32" w15:restartNumberingAfterBreak="0">
+  <w:abstractNum w:abstractNumId="35" w15:restartNumberingAfterBreak="0">
     <w:nsid w:val="616F1E27"/>
     <w:multiLevelType w:val="hybridMultilevel"/>
     <w:tmpl w:val="E1D66712"/>
@@ -15952,7 +16596,7 @@
       </w:rPr>
     </w:lvl>
   </w:abstractNum>
-  <w:abstractNum w:abstractNumId="33" w15:restartNumberingAfterBreak="0">
+  <w:abstractNum w:abstractNumId="36" w15:restartNumberingAfterBreak="0">
     <w:nsid w:val="68E31493"/>
     <w:multiLevelType w:val="hybridMultilevel"/>
     <w:tmpl w:val="1B503B2A"/>
@@ -16065,7 +16709,7 @@
       </w:rPr>
     </w:lvl>
   </w:abstractNum>
-  <w:abstractNum w:abstractNumId="34" w15:restartNumberingAfterBreak="0">
+  <w:abstractNum w:abstractNumId="37" w15:restartNumberingAfterBreak="0">
     <w:nsid w:val="6C402A8E"/>
     <w:multiLevelType w:val="hybridMultilevel"/>
     <w:tmpl w:val="95E6016A"/>
@@ -16178,7 +16822,7 @@
       </w:rPr>
     </w:lvl>
   </w:abstractNum>
-  <w:abstractNum w:abstractNumId="35" w15:restartNumberingAfterBreak="0">
+  <w:abstractNum w:abstractNumId="38" w15:restartNumberingAfterBreak="0">
     <w:nsid w:val="710C2BB7"/>
     <w:multiLevelType w:val="hybridMultilevel"/>
     <w:tmpl w:val="A6CC89F6"/>
@@ -16267,7 +16911,233 @@
       </w:pPr>
     </w:lvl>
   </w:abstractNum>
-  <w:abstractNum w:abstractNumId="36" w15:restartNumberingAfterBreak="0">
+  <w:abstractNum w:abstractNumId="39" w15:restartNumberingAfterBreak="0">
+    <w:nsid w:val="752F4F07"/>
+    <w:multiLevelType w:val="hybridMultilevel"/>
+    <w:tmpl w:val="04BAC5A2"/>
+    <w:lvl w:ilvl="0" w:tplc="240A0001">
+      <w:start w:val="1"/>
+      <w:numFmt w:val="bullet"/>
+      <w:lvlText w:val=""/>
+      <w:lvlJc w:val="left"/>
+      <w:pPr>
+        <w:ind w:left="1429" w:hanging="360"/>
+      </w:pPr>
+      <w:rPr>
+        <w:rFonts w:ascii="Symbol" w:hAnsi="Symbol" w:hint="default"/>
+      </w:rPr>
+    </w:lvl>
+    <w:lvl w:ilvl="1" w:tplc="240A0003" w:tentative="1">
+      <w:start w:val="1"/>
+      <w:numFmt w:val="bullet"/>
+      <w:lvlText w:val="o"/>
+      <w:lvlJc w:val="left"/>
+      <w:pPr>
+        <w:ind w:left="2149" w:hanging="360"/>
+      </w:pPr>
+      <w:rPr>
+        <w:rFonts w:ascii="Courier New" w:hAnsi="Courier New" w:cs="Courier New" w:hint="default"/>
+      </w:rPr>
+    </w:lvl>
+    <w:lvl w:ilvl="2" w:tplc="240A0005" w:tentative="1">
+      <w:start w:val="1"/>
+      <w:numFmt w:val="bullet"/>
+      <w:lvlText w:val=""/>
+      <w:lvlJc w:val="left"/>
+      <w:pPr>
+        <w:ind w:left="2869" w:hanging="360"/>
+      </w:pPr>
+      <w:rPr>
+        <w:rFonts w:ascii="Wingdings" w:hAnsi="Wingdings" w:hint="default"/>
+      </w:rPr>
+    </w:lvl>
+    <w:lvl w:ilvl="3" w:tplc="240A0001" w:tentative="1">
+      <w:start w:val="1"/>
+      <w:numFmt w:val="bullet"/>
+      <w:lvlText w:val=""/>
+      <w:lvlJc w:val="left"/>
+      <w:pPr>
+        <w:ind w:left="3589" w:hanging="360"/>
+      </w:pPr>
+      <w:rPr>
+        <w:rFonts w:ascii="Symbol" w:hAnsi="Symbol" w:hint="default"/>
+      </w:rPr>
+    </w:lvl>
+    <w:lvl w:ilvl="4" w:tplc="240A0003" w:tentative="1">
+      <w:start w:val="1"/>
+      <w:numFmt w:val="bullet"/>
+      <w:lvlText w:val="o"/>
+      <w:lvlJc w:val="left"/>
+      <w:pPr>
+        <w:ind w:left="4309" w:hanging="360"/>
+      </w:pPr>
+      <w:rPr>
+        <w:rFonts w:ascii="Courier New" w:hAnsi="Courier New" w:cs="Courier New" w:hint="default"/>
+      </w:rPr>
+    </w:lvl>
+    <w:lvl w:ilvl="5" w:tplc="240A0005" w:tentative="1">
+      <w:start w:val="1"/>
+      <w:numFmt w:val="bullet"/>
+      <w:lvlText w:val=""/>
+      <w:lvlJc w:val="left"/>
+      <w:pPr>
+        <w:ind w:left="5029" w:hanging="360"/>
+      </w:pPr>
+      <w:rPr>
+        <w:rFonts w:ascii="Wingdings" w:hAnsi="Wingdings" w:hint="default"/>
+      </w:rPr>
+    </w:lvl>
+    <w:lvl w:ilvl="6" w:tplc="240A0001" w:tentative="1">
+      <w:start w:val="1"/>
+      <w:numFmt w:val="bullet"/>
+      <w:lvlText w:val=""/>
+      <w:lvlJc w:val="left"/>
+      <w:pPr>
+        <w:ind w:left="5749" w:hanging="360"/>
+      </w:pPr>
+      <w:rPr>
+        <w:rFonts w:ascii="Symbol" w:hAnsi="Symbol" w:hint="default"/>
+      </w:rPr>
+    </w:lvl>
+    <w:lvl w:ilvl="7" w:tplc="240A0003" w:tentative="1">
+      <w:start w:val="1"/>
+      <w:numFmt w:val="bullet"/>
+      <w:lvlText w:val="o"/>
+      <w:lvlJc w:val="left"/>
+      <w:pPr>
+        <w:ind w:left="6469" w:hanging="360"/>
+      </w:pPr>
+      <w:rPr>
+        <w:rFonts w:ascii="Courier New" w:hAnsi="Courier New" w:cs="Courier New" w:hint="default"/>
+      </w:rPr>
+    </w:lvl>
+    <w:lvl w:ilvl="8" w:tplc="240A0005" w:tentative="1">
+      <w:start w:val="1"/>
+      <w:numFmt w:val="bullet"/>
+      <w:lvlText w:val=""/>
+      <w:lvlJc w:val="left"/>
+      <w:pPr>
+        <w:ind w:left="7189" w:hanging="360"/>
+      </w:pPr>
+      <w:rPr>
+        <w:rFonts w:ascii="Wingdings" w:hAnsi="Wingdings" w:hint="default"/>
+      </w:rPr>
+    </w:lvl>
+  </w:abstractNum>
+  <w:abstractNum w:abstractNumId="40" w15:restartNumberingAfterBreak="0">
+    <w:nsid w:val="76601A0D"/>
+    <w:multiLevelType w:val="hybridMultilevel"/>
+    <w:tmpl w:val="5072AD1E"/>
+    <w:lvl w:ilvl="0" w:tplc="240A0001">
+      <w:start w:val="1"/>
+      <w:numFmt w:val="bullet"/>
+      <w:lvlText w:val=""/>
+      <w:lvlJc w:val="left"/>
+      <w:pPr>
+        <w:ind w:left="1776" w:hanging="360"/>
+      </w:pPr>
+      <w:rPr>
+        <w:rFonts w:ascii="Symbol" w:hAnsi="Symbol" w:hint="default"/>
+      </w:rPr>
+    </w:lvl>
+    <w:lvl w:ilvl="1" w:tplc="240A0003" w:tentative="1">
+      <w:start w:val="1"/>
+      <w:numFmt w:val="bullet"/>
+      <w:lvlText w:val="o"/>
+      <w:lvlJc w:val="left"/>
+      <w:pPr>
+        <w:ind w:left="2496" w:hanging="360"/>
+      </w:pPr>
+      <w:rPr>
+        <w:rFonts w:ascii="Courier New" w:hAnsi="Courier New" w:cs="Courier New" w:hint="default"/>
+      </w:rPr>
+    </w:lvl>
+    <w:lvl w:ilvl="2" w:tplc="240A0005" w:tentative="1">
+      <w:start w:val="1"/>
+      <w:numFmt w:val="bullet"/>
+      <w:lvlText w:val=""/>
+      <w:lvlJc w:val="left"/>
+      <w:pPr>
+        <w:ind w:left="3216" w:hanging="360"/>
+      </w:pPr>
+      <w:rPr>
+        <w:rFonts w:ascii="Wingdings" w:hAnsi="Wingdings" w:hint="default"/>
+      </w:rPr>
+    </w:lvl>
+    <w:lvl w:ilvl="3" w:tplc="240A0001" w:tentative="1">
+      <w:start w:val="1"/>
+      <w:numFmt w:val="bullet"/>
+      <w:lvlText w:val=""/>
+      <w:lvlJc w:val="left"/>
+      <w:pPr>
+        <w:ind w:left="3936" w:hanging="360"/>
+      </w:pPr>
+      <w:rPr>
+        <w:rFonts w:ascii="Symbol" w:hAnsi="Symbol" w:hint="default"/>
+      </w:rPr>
+    </w:lvl>
+    <w:lvl w:ilvl="4" w:tplc="240A0003" w:tentative="1">
+      <w:start w:val="1"/>
+      <w:numFmt w:val="bullet"/>
+      <w:lvlText w:val="o"/>
+      <w:lvlJc w:val="left"/>
+      <w:pPr>
+        <w:ind w:left="4656" w:hanging="360"/>
+      </w:pPr>
+      <w:rPr>
+        <w:rFonts w:ascii="Courier New" w:hAnsi="Courier New" w:cs="Courier New" w:hint="default"/>
+      </w:rPr>
+    </w:lvl>
+    <w:lvl w:ilvl="5" w:tplc="240A0005" w:tentative="1">
+      <w:start w:val="1"/>
+      <w:numFmt w:val="bullet"/>
+      <w:lvlText w:val=""/>
+      <w:lvlJc w:val="left"/>
+      <w:pPr>
+        <w:ind w:left="5376" w:hanging="360"/>
+      </w:pPr>
+      <w:rPr>
+        <w:rFonts w:ascii="Wingdings" w:hAnsi="Wingdings" w:hint="default"/>
+      </w:rPr>
+    </w:lvl>
+    <w:lvl w:ilvl="6" w:tplc="240A0001" w:tentative="1">
+      <w:start w:val="1"/>
+      <w:numFmt w:val="bullet"/>
+      <w:lvlText w:val=""/>
+      <w:lvlJc w:val="left"/>
+      <w:pPr>
+        <w:ind w:left="6096" w:hanging="360"/>
+      </w:pPr>
+      <w:rPr>
+        <w:rFonts w:ascii="Symbol" w:hAnsi="Symbol" w:hint="default"/>
+      </w:rPr>
+    </w:lvl>
+    <w:lvl w:ilvl="7" w:tplc="240A0003" w:tentative="1">
+      <w:start w:val="1"/>
+      <w:numFmt w:val="bullet"/>
+      <w:lvlText w:val="o"/>
+      <w:lvlJc w:val="left"/>
+      <w:pPr>
+        <w:ind w:left="6816" w:hanging="360"/>
+      </w:pPr>
+      <w:rPr>
+        <w:rFonts w:ascii="Courier New" w:hAnsi="Courier New" w:cs="Courier New" w:hint="default"/>
+      </w:rPr>
+    </w:lvl>
+    <w:lvl w:ilvl="8" w:tplc="240A0005" w:tentative="1">
+      <w:start w:val="1"/>
+      <w:numFmt w:val="bullet"/>
+      <w:lvlText w:val=""/>
+      <w:lvlJc w:val="left"/>
+      <w:pPr>
+        <w:ind w:left="7536" w:hanging="360"/>
+      </w:pPr>
+      <w:rPr>
+        <w:rFonts w:ascii="Wingdings" w:hAnsi="Wingdings" w:hint="default"/>
+      </w:rPr>
+    </w:lvl>
+  </w:abstractNum>
+  <w:abstractNum w:abstractNumId="41" w15:restartNumberingAfterBreak="0">
     <w:nsid w:val="79DA6098"/>
     <w:multiLevelType w:val="hybridMultilevel"/>
     <w:tmpl w:val="C4A44504"/>
@@ -16380,7 +17250,7 @@
       </w:rPr>
     </w:lvl>
   </w:abstractNum>
-  <w:abstractNum w:abstractNumId="37" w15:restartNumberingAfterBreak="0">
+  <w:abstractNum w:abstractNumId="42" w15:restartNumberingAfterBreak="0">
     <w:nsid w:val="7D475974"/>
     <w:multiLevelType w:val="hybridMultilevel"/>
     <w:tmpl w:val="ED1271DA"/>
@@ -16497,115 +17367,130 @@
     <w:abstractNumId w:val="0"/>
   </w:num>
   <w:num w:numId="2">
+    <w:abstractNumId w:val="16"/>
+  </w:num>
+  <w:num w:numId="3">
+    <w:abstractNumId w:val="30"/>
+  </w:num>
+  <w:num w:numId="4">
+    <w:abstractNumId w:val="22"/>
+  </w:num>
+  <w:num w:numId="5">
+    <w:abstractNumId w:val="25"/>
+  </w:num>
+  <w:num w:numId="6">
+    <w:abstractNumId w:val="29"/>
+  </w:num>
+  <w:num w:numId="7">
+    <w:abstractNumId w:val="11"/>
+  </w:num>
+  <w:num w:numId="8">
+    <w:abstractNumId w:val="41"/>
+  </w:num>
+  <w:num w:numId="9">
+    <w:abstractNumId w:val="26"/>
+  </w:num>
+  <w:num w:numId="10">
+    <w:abstractNumId w:val="38"/>
+  </w:num>
+  <w:num w:numId="11">
+    <w:abstractNumId w:val="34"/>
+  </w:num>
+  <w:num w:numId="12">
+    <w:abstractNumId w:val="9"/>
+  </w:num>
+  <w:num w:numId="13">
+    <w:abstractNumId w:val="7"/>
+  </w:num>
+  <w:num w:numId="14">
+    <w:abstractNumId w:val="28"/>
+  </w:num>
+  <w:num w:numId="15">
+    <w:abstractNumId w:val="36"/>
+  </w:num>
+  <w:num w:numId="16">
+    <w:abstractNumId w:val="3"/>
+  </w:num>
+  <w:num w:numId="17">
+    <w:abstractNumId w:val="20"/>
+  </w:num>
+  <w:num w:numId="18">
+    <w:abstractNumId w:val="15"/>
+  </w:num>
+  <w:num w:numId="19">
+    <w:abstractNumId w:val="32"/>
+  </w:num>
+  <w:num w:numId="20">
+    <w:abstractNumId w:val="23"/>
+  </w:num>
+  <w:num w:numId="21">
+    <w:abstractNumId w:val="13"/>
+  </w:num>
+  <w:num w:numId="22">
+    <w:abstractNumId w:val="42"/>
+  </w:num>
+  <w:num w:numId="23">
+    <w:abstractNumId w:val="4"/>
+  </w:num>
+  <w:num w:numId="24">
+    <w:abstractNumId w:val="19"/>
+  </w:num>
+  <w:num w:numId="25">
+    <w:abstractNumId w:val="6"/>
+  </w:num>
+  <w:num w:numId="26">
+    <w:abstractNumId w:val="8"/>
+  </w:num>
+  <w:num w:numId="27">
+    <w:abstractNumId w:val="31"/>
+  </w:num>
+  <w:num w:numId="28">
+    <w:abstractNumId w:val="5"/>
+  </w:num>
+  <w:num w:numId="29">
+    <w:abstractNumId w:val="24"/>
+  </w:num>
+  <w:num w:numId="30">
+    <w:abstractNumId w:val="35"/>
+  </w:num>
+  <w:num w:numId="31">
+    <w:abstractNumId w:val="37"/>
+  </w:num>
+  <w:num w:numId="32">
+    <w:abstractNumId w:val="33"/>
+  </w:num>
+  <w:num w:numId="33">
+    <w:abstractNumId w:val="12"/>
+  </w:num>
+  <w:num w:numId="34">
+    <w:abstractNumId w:val="17"/>
+  </w:num>
+  <w:num w:numId="35">
+    <w:abstractNumId w:val="2"/>
+  </w:num>
+  <w:num w:numId="36">
     <w:abstractNumId w:val="14"/>
   </w:num>
-  <w:num w:numId="3">
+  <w:num w:numId="37">
     <w:abstractNumId w:val="27"/>
   </w:num>
-  <w:num w:numId="4">
-    <w:abstractNumId w:val="19"/>
-  </w:num>
-  <w:num w:numId="5">
-    <w:abstractNumId w:val="22"/>
-  </w:num>
-  <w:num w:numId="6">
-    <w:abstractNumId w:val="26"/>
-  </w:num>
-  <w:num w:numId="7">
-    <w:abstractNumId w:val="9"/>
-  </w:num>
-  <w:num w:numId="8">
-    <w:abstractNumId w:val="36"/>
-  </w:num>
-  <w:num w:numId="9">
-    <w:abstractNumId w:val="23"/>
-  </w:num>
-  <w:num w:numId="10">
-    <w:abstractNumId w:val="35"/>
-  </w:num>
-  <w:num w:numId="11">
-    <w:abstractNumId w:val="31"/>
-  </w:num>
-  <w:num w:numId="12">
-    <w:abstractNumId w:val="8"/>
-  </w:num>
-  <w:num w:numId="13">
-    <w:abstractNumId w:val="6"/>
-  </w:num>
-  <w:num w:numId="14">
-    <w:abstractNumId w:val="25"/>
-  </w:num>
-  <w:num w:numId="15">
-    <w:abstractNumId w:val="33"/>
-  </w:num>
-  <w:num w:numId="16">
-    <w:abstractNumId w:val="2"/>
-  </w:num>
-  <w:num w:numId="17">
+  <w:num w:numId="38">
     <w:abstractNumId w:val="18"/>
   </w:num>
-  <w:num w:numId="18">
-    <w:abstractNumId w:val="13"/>
+  <w:num w:numId="39">
+    <w:abstractNumId w:val="10"/>
   </w:num>
-  <w:num w:numId="19">
-    <w:abstractNumId w:val="29"/>
+  <w:num w:numId="40">
+    <w:abstractNumId w:val="39"/>
   </w:num>
-  <w:num w:numId="20">
-    <w:abstractNumId w:val="20"/>
-  </w:num>
-  <w:num w:numId="21">
-    <w:abstractNumId w:val="11"/>
-  </w:num>
-  <w:num w:numId="22">
-    <w:abstractNumId w:val="37"/>
-  </w:num>
-  <w:num w:numId="23">
-    <w:abstractNumId w:val="3"/>
-  </w:num>
-  <w:num w:numId="24">
-    <w:abstractNumId w:val="17"/>
-  </w:num>
-  <w:num w:numId="25">
-    <w:abstractNumId w:val="5"/>
-  </w:num>
-  <w:num w:numId="26">
-    <w:abstractNumId w:val="7"/>
-  </w:num>
-  <w:num w:numId="27">
-    <w:abstractNumId w:val="28"/>
-  </w:num>
-  <w:num w:numId="28">
-    <w:abstractNumId w:val="4"/>
-  </w:num>
-  <w:num w:numId="29">
+  <w:num w:numId="41">
     <w:abstractNumId w:val="21"/>
   </w:num>
-  <w:num w:numId="30">
-    <w:abstractNumId w:val="32"/>
-  </w:num>
-  <w:num w:numId="31">
-    <w:abstractNumId w:val="34"/>
-  </w:num>
-  <w:num w:numId="32">
-    <w:abstractNumId w:val="30"/>
-  </w:num>
-  <w:num w:numId="33">
-    <w:abstractNumId w:val="10"/>
-  </w:num>
-  <w:num w:numId="34">
-    <w:abstractNumId w:val="15"/>
-  </w:num>
-  <w:num w:numId="35">
+  <w:num w:numId="42">
     <w:abstractNumId w:val="1"/>
   </w:num>
-  <w:num w:numId="36">
-    <w:abstractNumId w:val="12"/>
-  </w:num>
-  <w:num w:numId="37">
-    <w:abstractNumId w:val="24"/>
-  </w:num>
-  <w:num w:numId="38">
-    <w:abstractNumId w:val="16"/>
+  <w:num w:numId="43">
+    <w:abstractNumId w:val="40"/>
   </w:num>
   <w:numIdMacAtCleanup w:val="38"/>
 </w:numbering>
@@ -18649,7 +19534,7 @@
 </file>
 
 <file path=customXml/itemProps4.xml><?xml version="1.0" encoding="utf-8"?>
-<ds:datastoreItem xmlns:ds="http://schemas.openxmlformats.org/officeDocument/2006/customXml" ds:itemID="{8C8DA727-7F8B-43F3-98C2-D48A84306B5A}">
+<ds:datastoreItem xmlns:ds="http://schemas.openxmlformats.org/officeDocument/2006/customXml" ds:itemID="{EEB3226C-2E7D-4542-AD1C-1D587515C1B0}">
   <ds:schemaRefs>
     <ds:schemaRef ds:uri="http://schemas.openxmlformats.org/officeDocument/2006/bibliography"/>
   </ds:schemaRefs>

--- a/fuentes/63720048_CF01_CFA.docx
+++ b/fuentes/63720048_CF01_CFA.docx
@@ -205,7 +205,7 @@
               </wp:anchor>
             </w:drawing>
           </mc:Choice>
-          <mc:Fallback xmlns:oel="http://schemas.microsoft.com/office/2019/extlst" xmlns:w16cex="http://schemas.microsoft.com/office/word/2018/wordml/cex" xmlns:w16="http://schemas.microsoft.com/office/word/2018/wordml" xmlns:w16sdtdh="http://schemas.microsoft.com/office/word/2020/wordml/sdtdatahash">
+          <mc:Fallback xmlns:w16sdtdh="http://schemas.microsoft.com/office/word/2020/wordml/sdtdatahash" xmlns:w16="http://schemas.microsoft.com/office/word/2018/wordml" xmlns:w16cex="http://schemas.microsoft.com/office/word/2018/wordml/cex" xmlns:oel="http://schemas.microsoft.com/office/2019/extlst">
             <w:pict>
               <v:rect w14:anchorId="4C256C62" id="Rectángulo 3" o:spid="_x0000_s1026" alt="&quot;&quot;" style="position:absolute;margin-left:-55.95pt;margin-top:26.4pt;width:613.85pt;height:164.25pt;z-index:-251655168;visibility:visible;mso-wrap-style:square;mso-height-percent:0;mso-wrap-distance-left:9pt;mso-wrap-distance-top:0;mso-wrap-distance-right:9pt;mso-wrap-distance-bottom:0;mso-position-horizontal:absolute;mso-position-horizontal-relative:text;mso-position-vertical:absolute;mso-position-vertical-relative:text;mso-height-percent:0;mso-height-relative:margin;v-text-anchor:middle" o:gfxdata="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" fillcolor="#00314d" stroked="f" strokeweight="1pt"/>
             </w:pict>
@@ -1006,16 +1006,7 @@
                 <w:rStyle w:val="Hipervnculo"/>
                 <w:noProof/>
               </w:rPr>
-              <w:t xml:space="preserve">2. Marco normativo y </w:t>
-            </w:r>
-            <w:bookmarkStart w:id="0" w:name="_GoBack"/>
-            <w:bookmarkEnd w:id="0"/>
-            <w:r>
-              <w:rPr>
-                <w:rStyle w:val="Hipervnculo"/>
-                <w:noProof/>
-              </w:rPr>
-              <w:t>ético</w:t>
+              <w:t>2. Marco normativo y ético</w:t>
             </w:r>
             <w:r>
               <w:rPr>
@@ -1307,7 +1298,16 @@
                 <w:rStyle w:val="Hipervnculo"/>
                 <w:noProof/>
               </w:rPr>
-              <w:t>2.4. Responsabilidad del primer respondiente</w:t>
+              <w:t>2.4. Responsabilidad del pr</w:t>
+            </w:r>
+            <w:bookmarkStart w:id="0" w:name="_GoBack"/>
+            <w:bookmarkEnd w:id="0"/>
+            <w:r>
+              <w:rPr>
+                <w:rStyle w:val="Hipervnculo"/>
+                <w:noProof/>
+              </w:rPr>
+              <w:t>imer respondiente</w:t>
             </w:r>
             <w:r>
               <w:rPr>
@@ -4419,7 +4419,13 @@
         <w:rPr>
           <w:lang w:val="es-419" w:eastAsia="es-CO"/>
         </w:rPr>
-        <w:t>: O</w:t>
+        <w:t xml:space="preserve">: </w:t>
+      </w:r>
+      <w:r>
+        <w:rPr>
+          <w:lang w:val="es-419" w:eastAsia="es-CO"/>
+        </w:rPr>
+        <w:t>o</w:t>
       </w:r>
       <w:r>
         <w:rPr>
@@ -4481,7 +4487,13 @@
         <w:rPr>
           <w:lang w:val="es-419" w:eastAsia="es-CO"/>
         </w:rPr>
-        <w:t>: A</w:t>
+        <w:t xml:space="preserve">: </w:t>
+      </w:r>
+      <w:r>
+        <w:rPr>
+          <w:lang w:val="es-419" w:eastAsia="es-CO"/>
+        </w:rPr>
+        <w:t>a</w:t>
       </w:r>
       <w:r>
         <w:rPr>
@@ -10382,6 +10394,7 @@
               <w:pStyle w:val="TextoTablas"/>
             </w:pPr>
             <w:r>
+              <w:lastRenderedPageBreak/>
               <w:t>Emergencias por intoxicación o asfixia</w:t>
             </w:r>
           </w:p>
@@ -10828,7 +10841,7 @@
         <w:spacing w:before="0" w:after="160"/>
       </w:pPr>
       <w:r>
-        <w:t>La aplicación de estas acciones permite controlar las condiciones del escenario y brindar una atención inicial organizada. Si el peligro no puede eliminarse de forma segura, se debe evitar la intervención directa y solicitar apoyo especializado. preparando el camino para la activación del sistema de emergencias.</w:t>
+        <w:t>La aplicación de estas acciones permite controlar las condiciones del escenario y brindar una atención inicial organizada. Si el peligro no puede eliminarse de forma segura, se debe evitar la intervención directa y solicitar apoyo especializado, preparando el camino para la activación del sistema de emergencias.</w:t>
       </w:r>
     </w:p>
     <w:p>
@@ -19248,15 +19261,6 @@
 </file>
 
 <file path=customXml/item2.xml><?xml version="1.0" encoding="utf-8"?>
-<?mso-contentType ?>
-<FormTemplates xmlns="http://schemas.microsoft.com/sharepoint/v3/contenttype/forms">
-  <Display>DocumentLibraryForm</Display>
-  <Edit>DocumentLibraryForm</Edit>
-  <New>DocumentLibraryForm</New>
-</FormTemplates>
-</file>
-
-<file path=customXml/item3.xml><?xml version="1.0" encoding="utf-8"?>
 <ct:contentTypeSchema xmlns:ct="http://schemas.microsoft.com/office/2006/metadata/contentType" xmlns:ma="http://schemas.microsoft.com/office/2006/metadata/properties/metaAttributes" ct:_="" ma:_="" ma:contentTypeName="Documento" ma:contentTypeID="0x0101006A81D6BD42E8DF4C91013959704817E1" ma:contentTypeVersion="15" ma:contentTypeDescription="Crear nuevo documento." ma:contentTypeScope="" ma:versionID="bf4f72ffd194f0963ff564daca6869f7">
   <xsd:schema xmlns:xsd="http://www.w3.org/2001/XMLSchema" xmlns:xs="http://www.w3.org/2001/XMLSchema" xmlns:p="http://schemas.microsoft.com/office/2006/metadata/properties" xmlns:ns2="13c90a0b-73bc-4dc0-be5f-28d77b615beb" xmlns:ns3="13c93bba-48ce-428c-bfe5-88b42c19b028" targetNamespace="http://schemas.microsoft.com/office/2006/metadata/properties" ma:root="true" ma:fieldsID="8718d6f4873a5b1392a45044efa78385" ns2:_="" ns3:_="">
     <xsd:import namespace="13c90a0b-73bc-4dc0-be5f-28d77b615beb"/>
@@ -19491,6 +19495,15 @@
 </ct:contentTypeSchema>
 </file>
 
+<file path=customXml/item3.xml><?xml version="1.0" encoding="utf-8"?>
+<?mso-contentType ?>
+<FormTemplates xmlns="http://schemas.microsoft.com/sharepoint/v3/contenttype/forms">
+  <Display>DocumentLibraryForm</Display>
+  <Edit>DocumentLibraryForm</Edit>
+  <New>DocumentLibraryForm</New>
+</FormTemplates>
+</file>
+
 <file path=customXml/item4.xml><?xml version="1.0" encoding="utf-8"?>
 <b:Sources xmlns:b="http://schemas.openxmlformats.org/officeDocument/2006/bibliography" xmlns="http://schemas.openxmlformats.org/officeDocument/2006/bibliography" SelectedStyle="\APASixthEditionOfficeOnline.xsl" StyleName="APA" Version="6"/>
 </file>
@@ -19507,14 +19520,6 @@
 </file>
 
 <file path=customXml/itemProps2.xml><?xml version="1.0" encoding="utf-8"?>
-<ds:datastoreItem xmlns:ds="http://schemas.openxmlformats.org/officeDocument/2006/customXml" ds:itemID="{10663269-2064-4804-8290-36D4A57F5557}">
-  <ds:schemaRefs>
-    <ds:schemaRef ds:uri="http://schemas.microsoft.com/sharepoint/v3/contenttype/forms"/>
-  </ds:schemaRefs>
-</ds:datastoreItem>
-</file>
-
-<file path=customXml/itemProps3.xml><?xml version="1.0" encoding="utf-8"?>
 <ds:datastoreItem xmlns:ds="http://schemas.openxmlformats.org/officeDocument/2006/customXml" ds:itemID="{59065960-E0CA-4804-83B5-320CBCDCC160}">
   <ds:schemaRefs>
     <ds:schemaRef ds:uri="http://schemas.microsoft.com/office/2006/metadata/contentType"/>
@@ -19533,8 +19538,16 @@
 </ds:datastoreItem>
 </file>
 
+<file path=customXml/itemProps3.xml><?xml version="1.0" encoding="utf-8"?>
+<ds:datastoreItem xmlns:ds="http://schemas.openxmlformats.org/officeDocument/2006/customXml" ds:itemID="{10663269-2064-4804-8290-36D4A57F5557}">
+  <ds:schemaRefs>
+    <ds:schemaRef ds:uri="http://schemas.microsoft.com/sharepoint/v3/contenttype/forms"/>
+  </ds:schemaRefs>
+</ds:datastoreItem>
+</file>
+
 <file path=customXml/itemProps4.xml><?xml version="1.0" encoding="utf-8"?>
-<ds:datastoreItem xmlns:ds="http://schemas.openxmlformats.org/officeDocument/2006/customXml" ds:itemID="{EEB3226C-2E7D-4542-AD1C-1D587515C1B0}">
+<ds:datastoreItem xmlns:ds="http://schemas.openxmlformats.org/officeDocument/2006/customXml" ds:itemID="{0717FA77-2DC0-4AC5-9935-895E59E4BA6C}">
   <ds:schemaRefs>
     <ds:schemaRef ds:uri="http://schemas.openxmlformats.org/officeDocument/2006/bibliography"/>
   </ds:schemaRefs>
